--- a/doc/Корнелюк приложение А(Руководство).docx
+++ b/doc/Корнелюк приложение А(Руководство).docx
@@ -648,14 +648,14 @@
     </w:p>
     <w:p>
       <w:pPr>
-        <w:spacing w:after="0" w:line="240" w:lineRule="auto"/>
+        <w:spacing w:after="780" w:line="240" w:lineRule="auto"/>
         <w:rPr>
           <w:rFonts w:ascii="Times New Roman" w:hAnsi="Times New Roman" w:cs="Times New Roman"/>
           <w:b/>
           <w:bCs/>
           <w:sz w:val="26"/>
           <w:szCs w:val="26"/>
-          <w:lang w:val="en-US" w:eastAsia="ru-RU"/>
+          <w:lang w:eastAsia="ru-RU"/>
         </w:rPr>
       </w:pPr>
       <w:r>
@@ -667,7 +667,7 @@
           <w:szCs w:val="26"/>
           <w:lang w:eastAsia="ru-RU"/>
         </w:rPr>
-        <w:t xml:space="preserve">1. Установка на </w:t>
+        <w:t>1. У</w:t>
       </w:r>
       <w:r>
         <w:rPr>
@@ -676,9 +676,9 @@
           <w:bCs/>
           <w:sz w:val="26"/>
           <w:szCs w:val="26"/>
-          <w:lang w:val="en-US" w:eastAsia="ru-RU"/>
-        </w:rPr>
-        <w:t>Windows</w:t>
+          <w:lang w:eastAsia="ru-RU"/>
+        </w:rPr>
+        <w:t xml:space="preserve">СТАНОВКА НА </w:t>
       </w:r>
       <w:r>
         <w:rPr>
@@ -687,9 +687,9 @@
           <w:bCs/>
           <w:sz w:val="26"/>
           <w:szCs w:val="26"/>
-          <w:lang w:eastAsia="ru-RU"/>
-        </w:rPr>
-        <w:t xml:space="preserve"> </w:t>
+          <w:lang w:val="en-US" w:eastAsia="ru-RU"/>
+        </w:rPr>
+        <w:t>WINDOWS</w:t>
       </w:r>
       <w:r>
         <w:rPr>
@@ -698,23 +698,10 @@
           <w:bCs/>
           <w:sz w:val="26"/>
           <w:szCs w:val="26"/>
-          <w:lang w:val="en-US" w:eastAsia="ru-RU"/>
-        </w:rPr>
-        <w:t>{#windows}</w:t>
-      </w:r>
-    </w:p>
-    <w:p>
-      <w:pPr>
-        <w:spacing w:after="0" w:line="240" w:lineRule="auto"/>
-        <w:rPr>
-          <w:rFonts w:ascii="Times New Roman" w:hAnsi="Times New Roman" w:cs="Times New Roman"/>
-          <w:b/>
-          <w:bCs/>
-          <w:sz w:val="26"/>
-          <w:szCs w:val="26"/>
           <w:lang w:eastAsia="ru-RU"/>
         </w:rPr>
-      </w:pPr>
+        <w:t xml:space="preserve"> </w:t>
+      </w:r>
     </w:p>
     <w:p>
       <w:pPr>
@@ -908,12 +895,21 @@
       <w:pPr>
         <w:spacing w:after="0" w:line="240" w:lineRule="auto"/>
         <w:rPr>
+          <w:rFonts w:ascii="Courier New" w:hAnsi="Courier New" w:cs="Courier New"/>
+          <w:sz w:val="20"/>
+          <w:szCs w:val="20"/>
+        </w:rPr>
+      </w:pPr>
+    </w:p>
+    <w:p>
+      <w:pPr>
+        <w:spacing w:after="0" w:line="240" w:lineRule="auto"/>
+        <w:rPr>
           <w:rFonts w:ascii="Times New Roman" w:hAnsi="Times New Roman" w:cs="Times New Roman"/>
           <w:b/>
           <w:bCs/>
           <w:sz w:val="26"/>
           <w:szCs w:val="26"/>
-          <w:lang w:val="en-US"/>
         </w:rPr>
       </w:pPr>
       <w:r>
@@ -943,473 +939,78 @@
         <w:pStyle w:val="ab"/>
         <w:numPr>
           <w:ilvl w:val="0"/>
-          <w:numId w:val="3"/>
+          <w:numId w:val="13"/>
         </w:numPr>
         <w:spacing w:after="0" w:line="240" w:lineRule="auto"/>
-        <w:ind w:left="567" w:hanging="141"/>
-        <w:rPr>
-          <w:rFonts w:ascii="Times New Roman" w:hAnsi="Times New Roman" w:cs="Times New Roman"/>
-          <w:sz w:val="26"/>
-          <w:szCs w:val="26"/>
-        </w:rPr>
-      </w:pPr>
-      <w:r>
-        <w:rPr>
-          <w:rFonts w:ascii="Times New Roman" w:hAnsi="Times New Roman" w:cs="Times New Roman"/>
-          <w:sz w:val="26"/>
-          <w:szCs w:val="26"/>
-        </w:rPr>
-        <w:t xml:space="preserve">Убедитесь, что симулятор </w:t>
-      </w:r>
-      <w:r>
-        <w:rPr>
-          <w:rFonts w:ascii="Times New Roman" w:hAnsi="Times New Roman" w:cs="Times New Roman"/>
-          <w:sz w:val="26"/>
-          <w:szCs w:val="26"/>
-          <w:lang w:val="en-US"/>
-        </w:rPr>
-        <w:t>MUR</w:t>
-      </w:r>
-      <w:r>
-        <w:rPr>
-          <w:rFonts w:ascii="Times New Roman" w:hAnsi="Times New Roman" w:cs="Times New Roman"/>
-          <w:sz w:val="26"/>
-          <w:szCs w:val="26"/>
-        </w:rPr>
-        <w:t xml:space="preserve"> </w:t>
-      </w:r>
-      <w:r>
-        <w:rPr>
-          <w:rFonts w:ascii="Times New Roman" w:hAnsi="Times New Roman" w:cs="Times New Roman"/>
-          <w:sz w:val="26"/>
-          <w:szCs w:val="26"/>
-          <w:lang w:val="en-US"/>
-        </w:rPr>
-        <w:t>IDE</w:t>
-      </w:r>
-      <w:r>
-        <w:rPr>
-          <w:rFonts w:ascii="Times New Roman" w:hAnsi="Times New Roman" w:cs="Times New Roman"/>
-          <w:sz w:val="26"/>
-          <w:szCs w:val="26"/>
-        </w:rPr>
-        <w:t xml:space="preserve"> </w:t>
-      </w:r>
-      <w:r>
-        <w:rPr>
-          <w:rFonts w:ascii="Times New Roman" w:hAnsi="Times New Roman" w:cs="Times New Roman"/>
-          <w:sz w:val="26"/>
-          <w:szCs w:val="26"/>
-        </w:rPr>
-        <w:t>установлен на вашем компьютере.</w:t>
-      </w:r>
+        <w:rPr>
+          <w:rFonts w:ascii="Times New Roman" w:hAnsi="Times New Roman" w:cs="Times New Roman"/>
+          <w:sz w:val="26"/>
+          <w:szCs w:val="26"/>
+          <w:lang w:bidi="ru-RU"/>
+        </w:rPr>
+      </w:pPr>
+      <w:r>
+        <w:rPr>
+          <w:rFonts w:ascii="Times New Roman" w:hAnsi="Times New Roman" w:cs="Times New Roman"/>
+          <w:sz w:val="26"/>
+          <w:szCs w:val="26"/>
+          <w:lang w:bidi="ru-RU"/>
+        </w:rPr>
+        <w:t xml:space="preserve">Перейдите на официальный сайт проекта MUR: </w:t>
+      </w:r>
+      <w:hyperlink r:id="rId8" w:history="1">
+        <w:r>
+          <w:rPr>
+            <w:rStyle w:val="ac"/>
+            <w:rFonts w:ascii="Times New Roman" w:hAnsi="Times New Roman" w:cs="Times New Roman"/>
+            <w:sz w:val="26"/>
+            <w:szCs w:val="26"/>
+            <w:lang w:bidi="ru-RU"/>
+          </w:rPr>
+          <w:t>https://murproject.com/#muride</w:t>
+        </w:r>
+      </w:hyperlink>
     </w:p>
     <w:p>
       <w:pPr>
         <w:pStyle w:val="ab"/>
         <w:numPr>
           <w:ilvl w:val="0"/>
-          <w:numId w:val="3"/>
+          <w:numId w:val="13"/>
         </w:numPr>
         <w:spacing w:after="0" w:line="240" w:lineRule="auto"/>
-        <w:ind w:left="567" w:hanging="141"/>
-        <w:rPr>
-          <w:rFonts w:ascii="Times New Roman" w:hAnsi="Times New Roman" w:cs="Times New Roman"/>
-          <w:sz w:val="26"/>
-          <w:szCs w:val="26"/>
-        </w:rPr>
-      </w:pPr>
-      <w:r>
-        <w:rPr>
-          <w:rFonts w:ascii="Times New Roman" w:hAnsi="Times New Roman" w:cs="Times New Roman"/>
-          <w:sz w:val="26"/>
-          <w:szCs w:val="26"/>
-        </w:rPr>
-        <w:t xml:space="preserve">Запустите симулятор  </w:t>
-      </w:r>
-      <w:r>
-        <w:rPr>
-          <w:rFonts w:ascii="Times New Roman" w:hAnsi="Times New Roman" w:cs="Times New Roman"/>
-          <w:sz w:val="26"/>
-          <w:szCs w:val="26"/>
-          <w:lang w:val="en-US"/>
-        </w:rPr>
-        <w:t>MUR IDE.</w:t>
-      </w:r>
-    </w:p>
-    <w:p>
-      <w:pPr>
-        <w:pStyle w:val="ab"/>
-        <w:numPr>
-          <w:ilvl w:val="0"/>
-          <w:numId w:val="3"/>
-        </w:numPr>
-        <w:spacing w:after="0" w:line="240" w:lineRule="auto"/>
-        <w:ind w:left="567" w:hanging="141"/>
-        <w:rPr>
-          <w:rFonts w:ascii="Times New Roman" w:hAnsi="Times New Roman" w:cs="Times New Roman"/>
-          <w:sz w:val="26"/>
-          <w:szCs w:val="26"/>
-        </w:rPr>
-      </w:pPr>
-      <w:r>
-        <w:rPr>
-          <w:rFonts w:ascii="Times New Roman" w:hAnsi="Times New Roman" w:cs="Times New Roman"/>
-          <w:sz w:val="26"/>
-          <w:szCs w:val="26"/>
-        </w:rPr>
-        <w:t>Создайте новый проект или откройте существующий.</w:t>
-      </w:r>
-    </w:p>
-    <w:p>
-      <w:pPr>
-        <w:pStyle w:val="ab"/>
-        <w:numPr>
-          <w:ilvl w:val="0"/>
-          <w:numId w:val="3"/>
-        </w:numPr>
-        <w:spacing w:after="0" w:line="240" w:lineRule="auto"/>
-        <w:ind w:left="567" w:hanging="141"/>
-        <w:rPr>
-          <w:rFonts w:ascii="Times New Roman" w:hAnsi="Times New Roman" w:cs="Times New Roman"/>
-          <w:sz w:val="26"/>
-          <w:szCs w:val="26"/>
-        </w:rPr>
-      </w:pPr>
-      <w:r>
-        <w:rPr>
-          <w:rFonts w:ascii="Times New Roman" w:hAnsi="Times New Roman" w:cs="Times New Roman"/>
-          <w:sz w:val="26"/>
-          <w:szCs w:val="26"/>
-        </w:rPr>
-        <w:t xml:space="preserve">Скопируйте код программы в редактор </w:t>
-      </w:r>
-      <w:r>
-        <w:rPr>
-          <w:rFonts w:ascii="Times New Roman" w:hAnsi="Times New Roman" w:cs="Times New Roman"/>
-          <w:sz w:val="26"/>
-          <w:szCs w:val="26"/>
-          <w:lang w:val="en-US"/>
-        </w:rPr>
-        <w:t>MUR</w:t>
-      </w:r>
-      <w:r>
-        <w:rPr>
-          <w:rFonts w:ascii="Times New Roman" w:hAnsi="Times New Roman" w:cs="Times New Roman"/>
-          <w:sz w:val="26"/>
-          <w:szCs w:val="26"/>
-        </w:rPr>
-        <w:t xml:space="preserve"> </w:t>
-      </w:r>
-      <w:r>
-        <w:rPr>
-          <w:rFonts w:ascii="Times New Roman" w:hAnsi="Times New Roman" w:cs="Times New Roman"/>
-          <w:sz w:val="26"/>
-          <w:szCs w:val="26"/>
-          <w:lang w:val="en-US"/>
-        </w:rPr>
-        <w:t>IDE</w:t>
-      </w:r>
-      <w:r>
-        <w:rPr>
-          <w:rFonts w:ascii="Times New Roman" w:hAnsi="Times New Roman" w:cs="Times New Roman"/>
-          <w:sz w:val="26"/>
-          <w:szCs w:val="26"/>
-        </w:rPr>
-        <w:t>.</w:t>
-      </w:r>
-    </w:p>
-    <w:p>
-      <w:pPr>
-        <w:pStyle w:val="ab"/>
-        <w:numPr>
-          <w:ilvl w:val="0"/>
-          <w:numId w:val="3"/>
-        </w:numPr>
-        <w:spacing w:after="0" w:line="240" w:lineRule="auto"/>
-        <w:ind w:left="567" w:hanging="141"/>
-        <w:rPr>
-          <w:rFonts w:ascii="Times New Roman" w:hAnsi="Times New Roman" w:cs="Times New Roman"/>
-          <w:sz w:val="26"/>
-          <w:szCs w:val="26"/>
-        </w:rPr>
-      </w:pPr>
-      <w:r>
-        <w:rPr>
-          <w:rFonts w:ascii="Times New Roman" w:hAnsi="Times New Roman" w:cs="Times New Roman"/>
-          <w:sz w:val="26"/>
-          <w:szCs w:val="26"/>
-        </w:rPr>
-        <w:t xml:space="preserve">Сохраните файл с расширением </w:t>
-      </w:r>
-      <w:r>
-        <w:rPr>
-          <w:rFonts w:ascii="Times New Roman" w:hAnsi="Times New Roman" w:cs="Times New Roman"/>
-          <w:sz w:val="26"/>
-          <w:szCs w:val="26"/>
-        </w:rPr>
-        <w:t>.</w:t>
-      </w:r>
-      <w:r>
-        <w:rPr>
-          <w:rFonts w:ascii="Times New Roman" w:hAnsi="Times New Roman" w:cs="Times New Roman"/>
-          <w:sz w:val="26"/>
-          <w:szCs w:val="26"/>
-          <w:lang w:val="en-US"/>
-        </w:rPr>
-        <w:t>py</w:t>
-      </w:r>
-      <w:r>
-        <w:rPr>
-          <w:rFonts w:ascii="Times New Roman" w:hAnsi="Times New Roman" w:cs="Times New Roman"/>
-          <w:sz w:val="26"/>
-          <w:szCs w:val="26"/>
-        </w:rPr>
-        <w:t>.</w:t>
-      </w:r>
-    </w:p>
-    <w:p>
-      <w:pPr>
-        <w:pStyle w:val="ab"/>
-        <w:numPr>
-          <w:ilvl w:val="0"/>
-          <w:numId w:val="3"/>
-        </w:numPr>
-        <w:spacing w:after="0" w:line="240" w:lineRule="auto"/>
-        <w:ind w:left="567" w:hanging="141"/>
-        <w:rPr>
-          <w:rFonts w:ascii="Times New Roman" w:hAnsi="Times New Roman" w:cs="Times New Roman"/>
-          <w:sz w:val="26"/>
-          <w:szCs w:val="26"/>
-        </w:rPr>
-      </w:pPr>
-      <w:r>
-        <w:rPr>
-          <w:rFonts w:ascii="Times New Roman" w:hAnsi="Times New Roman" w:cs="Times New Roman"/>
-          <w:sz w:val="26"/>
-          <w:szCs w:val="26"/>
-        </w:rPr>
-        <w:t>Запуск программы.</w:t>
-      </w:r>
-    </w:p>
-    <w:p>
-      <w:pPr>
-        <w:spacing w:after="0" w:line="240" w:lineRule="auto"/>
-        <w:rPr>
-          <w:rFonts w:ascii="Times New Roman" w:hAnsi="Times New Roman" w:cs="Times New Roman"/>
-          <w:sz w:val="26"/>
-          <w:szCs w:val="26"/>
-        </w:rPr>
-      </w:pPr>
-    </w:p>
-    <w:p>
-      <w:pPr>
-        <w:spacing w:after="0" w:line="240" w:lineRule="auto"/>
-        <w:rPr>
-          <w:rFonts w:ascii="Times New Roman" w:hAnsi="Times New Roman" w:cs="Times New Roman"/>
-          <w:sz w:val="26"/>
-          <w:szCs w:val="26"/>
-        </w:rPr>
-      </w:pPr>
-    </w:p>
-    <w:p>
-      <w:pPr>
-        <w:spacing w:after="0" w:line="240" w:lineRule="auto"/>
-        <w:rPr>
-          <w:rFonts w:ascii="Times New Roman" w:hAnsi="Times New Roman" w:cs="Times New Roman"/>
-          <w:b/>
-          <w:bCs/>
-          <w:sz w:val="26"/>
-          <w:szCs w:val="26"/>
-          <w:lang w:val="en-US"/>
-        </w:rPr>
-      </w:pPr>
-      <w:r>
-        <w:rPr>
-          <w:rFonts w:ascii="Times New Roman" w:hAnsi="Times New Roman" w:cs="Times New Roman"/>
-          <w:b/>
-          <w:bCs/>
-          <w:sz w:val="26"/>
-          <w:szCs w:val="26"/>
-        </w:rPr>
-        <w:t>2. Запуск программы</w:t>
-      </w:r>
-      <w:r>
-        <w:rPr>
-          <w:rFonts w:ascii="Times New Roman" w:hAnsi="Times New Roman" w:cs="Times New Roman"/>
-          <w:b/>
-          <w:bCs/>
-          <w:sz w:val="26"/>
-          <w:szCs w:val="26"/>
-          <w:lang w:val="en-US"/>
-        </w:rPr>
-        <w:t xml:space="preserve"> {#first-run}</w:t>
-      </w:r>
-    </w:p>
-    <w:p>
-      <w:pPr>
-        <w:spacing w:after="0" w:line="240" w:lineRule="auto"/>
-        <w:rPr>
-          <w:rFonts w:ascii="Times New Roman" w:hAnsi="Times New Roman" w:cs="Times New Roman"/>
-          <w:sz w:val="26"/>
-          <w:szCs w:val="26"/>
-          <w:lang w:val="en-US"/>
-        </w:rPr>
-      </w:pPr>
-    </w:p>
-    <w:p>
-      <w:pPr>
-        <w:spacing w:after="0" w:line="240" w:lineRule="auto"/>
-        <w:rPr>
-          <w:rFonts w:ascii="Times New Roman" w:hAnsi="Times New Roman" w:cs="Times New Roman"/>
-          <w:sz w:val="26"/>
-          <w:szCs w:val="26"/>
-          <w:lang w:val="en-US"/>
-        </w:rPr>
-      </w:pPr>
-      <w:r>
-        <w:rPr>
-          <w:rFonts w:ascii="Times New Roman" w:hAnsi="Times New Roman" w:cs="Times New Roman"/>
-          <w:sz w:val="26"/>
-          <w:szCs w:val="26"/>
-        </w:rPr>
-        <w:t>1.</w:t>
-      </w:r>
-      <w:r>
-        <w:rPr>
-          <w:rFonts w:ascii="Times New Roman" w:hAnsi="Times New Roman" w:cs="Times New Roman"/>
-          <w:b/>
-          <w:bCs/>
-          <w:sz w:val="26"/>
-          <w:szCs w:val="26"/>
-        </w:rPr>
-        <w:t xml:space="preserve"> </w:t>
-      </w:r>
-      <w:r>
-        <w:rPr>
-          <w:rFonts w:ascii="Times New Roman" w:hAnsi="Times New Roman" w:cs="Times New Roman"/>
-          <w:sz w:val="26"/>
-          <w:szCs w:val="26"/>
-        </w:rPr>
-        <w:t>Нажмите кнопку «</w:t>
-      </w:r>
-      <w:r>
-        <w:rPr>
-          <w:rFonts w:ascii="Times New Roman" w:hAnsi="Times New Roman" w:cs="Times New Roman"/>
-          <w:sz w:val="26"/>
-          <w:szCs w:val="26"/>
-          <w:lang w:val="en-US"/>
-        </w:rPr>
-        <w:t>Run</w:t>
-      </w:r>
-      <w:r>
-        <w:rPr>
-          <w:rFonts w:ascii="Times New Roman" w:hAnsi="Times New Roman" w:cs="Times New Roman"/>
-          <w:sz w:val="26"/>
-          <w:szCs w:val="26"/>
-        </w:rPr>
-        <w:t xml:space="preserve">» в среде </w:t>
-      </w:r>
-      <w:r>
-        <w:rPr>
-          <w:rFonts w:ascii="Times New Roman" w:hAnsi="Times New Roman" w:cs="Times New Roman"/>
-          <w:sz w:val="26"/>
-          <w:szCs w:val="26"/>
-          <w:lang w:val="en-US"/>
-        </w:rPr>
-        <w:t>MUR</w:t>
-      </w:r>
-      <w:r>
-        <w:rPr>
-          <w:rFonts w:ascii="Times New Roman" w:hAnsi="Times New Roman" w:cs="Times New Roman"/>
-          <w:sz w:val="26"/>
-          <w:szCs w:val="26"/>
-        </w:rPr>
-        <w:t xml:space="preserve"> </w:t>
-      </w:r>
-      <w:r>
-        <w:rPr>
-          <w:rFonts w:ascii="Times New Roman" w:hAnsi="Times New Roman" w:cs="Times New Roman"/>
-          <w:sz w:val="26"/>
-          <w:szCs w:val="26"/>
-          <w:lang w:val="en-US"/>
-        </w:rPr>
-        <w:t>IDE</w:t>
-      </w:r>
-      <w:r>
-        <w:rPr>
-          <w:rFonts w:ascii="Times New Roman" w:hAnsi="Times New Roman" w:cs="Times New Roman"/>
-          <w:sz w:val="26"/>
-          <w:szCs w:val="26"/>
-        </w:rPr>
-        <w:t xml:space="preserve"> или клавишу </w:t>
-      </w:r>
-      <w:r>
-        <w:rPr>
-          <w:rFonts w:ascii="Times New Roman" w:hAnsi="Times New Roman" w:cs="Times New Roman"/>
-          <w:sz w:val="26"/>
-          <w:szCs w:val="26"/>
-          <w:lang w:val="en-US"/>
-        </w:rPr>
-        <w:t>F</w:t>
-      </w:r>
-      <w:r>
-        <w:rPr>
-          <w:rFonts w:ascii="Times New Roman" w:hAnsi="Times New Roman" w:cs="Times New Roman"/>
-          <w:sz w:val="26"/>
-          <w:szCs w:val="26"/>
-        </w:rPr>
-        <w:t>5.</w:t>
-      </w:r>
-    </w:p>
-    <w:p>
-      <w:pPr>
-        <w:spacing w:after="0" w:line="240" w:lineRule="auto"/>
-        <w:rPr>
-          <w:rFonts w:ascii="Times New Roman" w:hAnsi="Times New Roman" w:cs="Times New Roman"/>
-          <w:sz w:val="26"/>
-          <w:szCs w:val="26"/>
-        </w:rPr>
-      </w:pPr>
-      <w:r>
-        <w:rPr>
-          <w:rFonts w:ascii="Times New Roman" w:hAnsi="Times New Roman" w:cs="Times New Roman"/>
-          <w:sz w:val="26"/>
-          <w:szCs w:val="26"/>
-        </w:rPr>
-        <w:t>При запуске открывается главное меню в консоли</w:t>
-      </w:r>
-      <w:r>
-        <w:rPr>
-          <w:rFonts w:ascii="Times New Roman" w:hAnsi="Times New Roman" w:cs="Times New Roman"/>
-          <w:sz w:val="26"/>
-          <w:szCs w:val="26"/>
-        </w:rPr>
-        <w:t>:</w:t>
-      </w:r>
-    </w:p>
-    <w:p>
-      <w:pPr>
-        <w:spacing w:after="0" w:line="240" w:lineRule="auto"/>
-        <w:rPr>
-          <w:rFonts w:ascii="Times New Roman" w:hAnsi="Times New Roman" w:cs="Times New Roman"/>
-          <w:sz w:val="26"/>
-          <w:szCs w:val="26"/>
-          <w:lang w:val="en-US"/>
-        </w:rPr>
-      </w:pPr>
-      <w:r>
-        <w:rPr>
-          <w:rFonts w:ascii="Times New Roman" w:hAnsi="Times New Roman" w:cs="Times New Roman"/>
-          <w:sz w:val="26"/>
-          <w:szCs w:val="26"/>
-          <w:lang w:val="en-US"/>
+        <w:rPr>
+          <w:rFonts w:ascii="Times New Roman" w:hAnsi="Times New Roman" w:cs="Times New Roman"/>
+          <w:sz w:val="26"/>
+          <w:szCs w:val="26"/>
+          <w:lang w:bidi="ru-RU"/>
+        </w:rPr>
+      </w:pPr>
+      <w:r>
+        <w:rPr>
+          <w:noProof/>
         </w:rPr>
         <w:drawing>
-          <wp:inline distT="0" distB="0" distL="0" distR="0" wp14:anchorId="45710660" wp14:editId="1C0E6FA9">
-            <wp:extent cx="5372850" cy="2362530"/>
+          <wp:anchor distT="0" distB="0" distL="114300" distR="114300" simplePos="0" relativeHeight="251659264" behindDoc="0" locked="0" layoutInCell="1" allowOverlap="1" wp14:anchorId="42D43B23" wp14:editId="08B54D8A">
+            <wp:simplePos x="0" y="0"/>
+            <wp:positionH relativeFrom="margin">
+              <wp:align>left</wp:align>
+            </wp:positionH>
+            <wp:positionV relativeFrom="margin">
+              <wp:posOffset>3216275</wp:posOffset>
+            </wp:positionV>
+            <wp:extent cx="5927090" cy="2326005"/>
             <wp:effectExtent l="0" t="0" r="0" b="0"/>
-            <wp:docPr id="287714255" name="Рисунок 1"/>
+            <wp:wrapTight wrapText="bothSides">
+              <wp:wrapPolygon edited="0">
+                <wp:start x="0" y="0"/>
+                <wp:lineTo x="0" y="21405"/>
+                <wp:lineTo x="21521" y="21405"/>
+                <wp:lineTo x="21521" y="0"/>
+                <wp:lineTo x="0" y="0"/>
+              </wp:wrapPolygon>
+            </wp:wrapTight>
+            <wp:docPr id="1204329886" name="Рисунок 2"/>
             <wp:cNvGraphicFramePr>
               <a:graphicFrameLocks xmlns:a="http://schemas.openxmlformats.org/drawingml/2006/main" noChangeAspect="1"/>
             </wp:cNvGraphicFramePr>
@@ -1417,11 +1018,1337 @@
               <a:graphicData uri="http://schemas.openxmlformats.org/drawingml/2006/picture">
                 <pic:pic xmlns:pic="http://schemas.openxmlformats.org/drawingml/2006/picture">
                   <pic:nvPicPr>
-                    <pic:cNvPr id="287714255" name=""/>
+                    <pic:cNvPr id="0" name="Picture 9"/>
+                    <pic:cNvPicPr>
+                      <a:picLocks noChangeAspect="1" noChangeArrowheads="1"/>
+                    </pic:cNvPicPr>
+                  </pic:nvPicPr>
+                  <pic:blipFill>
+                    <a:blip r:embed="rId9">
+                      <a:extLst>
+                        <a:ext uri="{28A0092B-C50C-407E-A947-70E740481C1C}">
+                          <a14:useLocalDpi xmlns:a14="http://schemas.microsoft.com/office/drawing/2010/main" val="0"/>
+                        </a:ext>
+                      </a:extLst>
+                    </a:blip>
+                    <a:srcRect/>
+                    <a:stretch>
+                      <a:fillRect/>
+                    </a:stretch>
+                  </pic:blipFill>
+                  <pic:spPr bwMode="auto">
+                    <a:xfrm>
+                      <a:off x="0" y="0"/>
+                      <a:ext cx="5927090" cy="2326005"/>
+                    </a:xfrm>
+                    <a:prstGeom prst="rect">
+                      <a:avLst/>
+                    </a:prstGeom>
+                    <a:noFill/>
+                  </pic:spPr>
+                </pic:pic>
+              </a:graphicData>
+            </a:graphic>
+            <wp14:sizeRelH relativeFrom="page">
+              <wp14:pctWidth>0</wp14:pctWidth>
+            </wp14:sizeRelH>
+            <wp14:sizeRelV relativeFrom="page">
+              <wp14:pctHeight>0</wp14:pctHeight>
+            </wp14:sizeRelV>
+          </wp:anchor>
+        </w:drawing>
+      </w:r>
+      <w:r>
+        <w:rPr>
+          <w:rFonts w:ascii="Times New Roman" w:hAnsi="Times New Roman" w:cs="Times New Roman"/>
+          <w:sz w:val="26"/>
+          <w:szCs w:val="26"/>
+          <w:lang w:bidi="ru-RU"/>
+        </w:rPr>
+        <w:t>В разделе «MUR IDE» нажмите кнопку «Скачать» (рисунок А.1).</w:t>
+      </w:r>
+    </w:p>
+    <w:p>
+      <w:pPr>
+        <w:spacing w:after="0" w:line="240" w:lineRule="auto"/>
+        <w:jc w:val="center"/>
+        <w:rPr>
+          <w:rFonts w:ascii="Times New Roman" w:hAnsi="Times New Roman" w:cs="Times New Roman"/>
+          <w:sz w:val="26"/>
+          <w:szCs w:val="26"/>
+          <w:lang w:bidi="ru-RU"/>
+        </w:rPr>
+      </w:pPr>
+      <w:r>
+        <w:rPr>
+          <w:rFonts w:ascii="Times New Roman" w:hAnsi="Times New Roman" w:cs="Times New Roman"/>
+          <w:sz w:val="26"/>
+          <w:szCs w:val="26"/>
+          <w:lang w:bidi="ru-RU"/>
+        </w:rPr>
+        <w:t xml:space="preserve">Рисунок А.1 – Скриншот сайта </w:t>
+      </w:r>
+      <w:r>
+        <w:rPr>
+          <w:rFonts w:ascii="Times New Roman" w:hAnsi="Times New Roman" w:cs="Times New Roman"/>
+          <w:sz w:val="26"/>
+          <w:szCs w:val="26"/>
+          <w:lang w:val="en-US" w:bidi="ru-RU"/>
+        </w:rPr>
+        <w:t>murproject</w:t>
+      </w:r>
+      <w:r>
+        <w:rPr>
+          <w:rFonts w:ascii="Times New Roman" w:hAnsi="Times New Roman" w:cs="Times New Roman"/>
+          <w:sz w:val="26"/>
+          <w:szCs w:val="26"/>
+          <w:lang w:bidi="ru-RU"/>
+        </w:rPr>
+        <w:t>.</w:t>
+      </w:r>
+      <w:r>
+        <w:rPr>
+          <w:rFonts w:ascii="Times New Roman" w:hAnsi="Times New Roman" w:cs="Times New Roman"/>
+          <w:sz w:val="26"/>
+          <w:szCs w:val="26"/>
+          <w:lang w:val="en-US" w:bidi="ru-RU"/>
+        </w:rPr>
+        <w:t>com</w:t>
+      </w:r>
+    </w:p>
+    <w:p>
+      <w:pPr>
+        <w:spacing w:after="0" w:line="240" w:lineRule="auto"/>
+        <w:jc w:val="center"/>
+        <w:rPr>
+          <w:rFonts w:ascii="Times New Roman" w:hAnsi="Times New Roman" w:cs="Times New Roman"/>
+          <w:sz w:val="26"/>
+          <w:szCs w:val="26"/>
+          <w:lang w:bidi="ru-RU"/>
+        </w:rPr>
+      </w:pPr>
+    </w:p>
+    <w:p>
+      <w:pPr>
+        <w:pStyle w:val="ab"/>
+        <w:numPr>
+          <w:ilvl w:val="0"/>
+          <w:numId w:val="13"/>
+        </w:numPr>
+        <w:spacing w:after="0" w:line="240" w:lineRule="auto"/>
+        <w:rPr>
+          <w:rFonts w:ascii="Times New Roman" w:hAnsi="Times New Roman" w:cs="Times New Roman"/>
+          <w:sz w:val="26"/>
+          <w:szCs w:val="26"/>
+          <w:lang w:bidi="ru-RU"/>
+        </w:rPr>
+      </w:pPr>
+      <w:r>
+        <w:rPr>
+          <w:rFonts w:ascii="Times New Roman" w:hAnsi="Times New Roman" w:cs="Times New Roman"/>
+          <w:sz w:val="26"/>
+          <w:szCs w:val="26"/>
+          <w:lang w:bidi="ru-RU"/>
+        </w:rPr>
+        <w:t>Загрузите установочный файл MUR_IDE_Setup.exe (версия 0.1.1 или новее).</w:t>
+      </w:r>
+    </w:p>
+    <w:p>
+      <w:pPr>
+        <w:pStyle w:val="ab"/>
+        <w:numPr>
+          <w:ilvl w:val="0"/>
+          <w:numId w:val="13"/>
+        </w:numPr>
+        <w:spacing w:after="0" w:line="240" w:lineRule="auto"/>
+        <w:rPr>
+          <w:rFonts w:ascii="Times New Roman" w:hAnsi="Times New Roman" w:cs="Times New Roman"/>
+          <w:sz w:val="26"/>
+          <w:szCs w:val="26"/>
+          <w:lang w:bidi="ru-RU"/>
+        </w:rPr>
+      </w:pPr>
+      <w:r>
+        <w:rPr>
+          <w:rFonts w:ascii="Times New Roman" w:hAnsi="Times New Roman" w:cs="Times New Roman"/>
+          <w:sz w:val="26"/>
+          <w:szCs w:val="26"/>
+          <w:lang w:bidi="ru-RU"/>
+        </w:rPr>
+        <w:t>Запустите установщик и следуйте инструкциям на экране:</w:t>
+      </w:r>
+    </w:p>
+    <w:p>
+      <w:pPr>
+        <w:numPr>
+          <w:ilvl w:val="0"/>
+          <w:numId w:val="16"/>
+        </w:numPr>
+        <w:spacing w:after="0" w:line="240" w:lineRule="auto"/>
+        <w:ind w:hanging="11"/>
+        <w:rPr>
+          <w:rFonts w:ascii="Times New Roman" w:hAnsi="Times New Roman" w:cs="Times New Roman"/>
+          <w:sz w:val="26"/>
+          <w:szCs w:val="26"/>
+          <w:lang w:val="en-US" w:bidi="ru-RU"/>
+        </w:rPr>
+      </w:pPr>
+      <w:r>
+        <w:rPr>
+          <w:rFonts w:ascii="Times New Roman" w:hAnsi="Times New Roman" w:cs="Times New Roman"/>
+          <w:sz w:val="26"/>
+          <w:szCs w:val="26"/>
+          <w:lang w:bidi="ru-RU"/>
+        </w:rPr>
+        <w:t xml:space="preserve">Выберите папку для установки (по умолчанию </w:t>
+      </w:r>
+      <w:r>
+        <w:rPr>
+          <w:rFonts w:ascii="Times New Roman" w:hAnsi="Times New Roman" w:cs="Times New Roman"/>
+          <w:sz w:val="26"/>
+          <w:szCs w:val="26"/>
+          <w:lang w:val="en-US" w:bidi="ru-RU"/>
+        </w:rPr>
+        <w:t>C:\Program Files\MUR IDE)</w:t>
+      </w:r>
+    </w:p>
+    <w:p>
+      <w:pPr>
+        <w:numPr>
+          <w:ilvl w:val="0"/>
+          <w:numId w:val="16"/>
+        </w:numPr>
+        <w:spacing w:after="0" w:line="240" w:lineRule="auto"/>
+        <w:ind w:hanging="11"/>
+        <w:rPr>
+          <w:rFonts w:ascii="Times New Roman" w:hAnsi="Times New Roman" w:cs="Times New Roman"/>
+          <w:sz w:val="26"/>
+          <w:szCs w:val="26"/>
+          <w:lang w:bidi="ru-RU"/>
+        </w:rPr>
+      </w:pPr>
+      <w:r>
+        <w:rPr>
+          <w:rFonts w:ascii="Times New Roman" w:hAnsi="Times New Roman" w:cs="Times New Roman"/>
+          <w:sz w:val="26"/>
+          <w:szCs w:val="26"/>
+          <w:lang w:bidi="ru-RU"/>
+        </w:rPr>
+        <w:t>Дождитесь завершения установки</w:t>
+      </w:r>
+    </w:p>
+    <w:p>
+      <w:pPr>
+        <w:numPr>
+          <w:ilvl w:val="0"/>
+          <w:numId w:val="16"/>
+        </w:numPr>
+        <w:spacing w:after="0" w:line="240" w:lineRule="auto"/>
+        <w:ind w:hanging="11"/>
+        <w:rPr>
+          <w:rFonts w:ascii="Times New Roman" w:hAnsi="Times New Roman" w:cs="Times New Roman"/>
+          <w:sz w:val="26"/>
+          <w:szCs w:val="26"/>
+          <w:lang w:bidi="ru-RU"/>
+        </w:rPr>
+      </w:pPr>
+      <w:r>
+        <w:rPr>
+          <w:rFonts w:ascii="Times New Roman" w:hAnsi="Times New Roman" w:cs="Times New Roman"/>
+          <w:sz w:val="26"/>
+          <w:szCs w:val="26"/>
+          <w:lang w:bidi="ru-RU"/>
+        </w:rPr>
+        <w:t>Нажмите «Готово»</w:t>
+      </w:r>
+    </w:p>
+    <w:p>
+      <w:pPr>
+        <w:pStyle w:val="ab"/>
+        <w:numPr>
+          <w:ilvl w:val="0"/>
+          <w:numId w:val="13"/>
+        </w:numPr>
+        <w:spacing w:after="0" w:line="240" w:lineRule="auto"/>
+        <w:rPr>
+          <w:rFonts w:ascii="Times New Roman" w:hAnsi="Times New Roman" w:cs="Times New Roman"/>
+          <w:sz w:val="26"/>
+          <w:szCs w:val="26"/>
+          <w:lang w:bidi="ru-RU"/>
+        </w:rPr>
+      </w:pPr>
+      <w:r>
+        <w:rPr>
+          <w:rFonts w:ascii="Times New Roman" w:hAnsi="Times New Roman" w:cs="Times New Roman"/>
+          <w:sz w:val="26"/>
+          <w:szCs w:val="26"/>
+          <w:lang w:bidi="ru-RU"/>
+        </w:rPr>
+        <w:t>После установки запустите MUR IDE через ярлык на рабочем столе или из меню «Пуск».</w:t>
+      </w:r>
+    </w:p>
+    <w:p>
+      <w:pPr>
+        <w:spacing w:after="0" w:line="240" w:lineRule="auto"/>
+        <w:rPr>
+          <w:rFonts w:ascii="Times New Roman" w:hAnsi="Times New Roman" w:cs="Times New Roman"/>
+          <w:b/>
+          <w:bCs/>
+          <w:sz w:val="26"/>
+          <w:szCs w:val="26"/>
+          <w:lang w:bidi="ru-RU"/>
+        </w:rPr>
+      </w:pPr>
+      <w:r>
+        <w:rPr>
+          <w:rFonts w:ascii="Times New Roman" w:hAnsi="Times New Roman" w:cs="Times New Roman"/>
+          <w:b/>
+          <w:bCs/>
+          <w:sz w:val="26"/>
+          <w:szCs w:val="26"/>
+          <w:lang w:bidi="ru-RU"/>
+        </w:rPr>
+        <w:t xml:space="preserve">Установка программы (код с </w:t>
+      </w:r>
+      <w:r>
+        <w:rPr>
+          <w:rFonts w:ascii="Times New Roman" w:hAnsi="Times New Roman" w:cs="Times New Roman"/>
+          <w:b/>
+          <w:bCs/>
+          <w:sz w:val="26"/>
+          <w:szCs w:val="26"/>
+          <w:lang w:val="en-US" w:bidi="ru-RU"/>
+        </w:rPr>
+        <w:t>GitHub</w:t>
+      </w:r>
+      <w:r>
+        <w:rPr>
+          <w:rFonts w:ascii="Times New Roman" w:hAnsi="Times New Roman" w:cs="Times New Roman"/>
+          <w:b/>
+          <w:bCs/>
+          <w:sz w:val="26"/>
+          <w:szCs w:val="26"/>
+          <w:lang w:bidi="ru-RU"/>
+        </w:rPr>
+        <w:t>):</w:t>
+      </w:r>
+    </w:p>
+    <w:p>
+      <w:pPr>
+        <w:pStyle w:val="ab"/>
+        <w:numPr>
+          <w:ilvl w:val="0"/>
+          <w:numId w:val="13"/>
+        </w:numPr>
+        <w:spacing w:after="0" w:line="240" w:lineRule="auto"/>
+        <w:rPr>
+          <w:rFonts w:ascii="Times New Roman" w:hAnsi="Times New Roman" w:cs="Times New Roman"/>
+          <w:sz w:val="26"/>
+          <w:szCs w:val="26"/>
+        </w:rPr>
+      </w:pPr>
+      <w:r>
+        <w:rPr>
+          <w:rFonts w:ascii="Times New Roman" w:hAnsi="Times New Roman" w:cs="Times New Roman"/>
+          <w:sz w:val="26"/>
+          <w:szCs w:val="26"/>
+        </w:rPr>
+        <w:t>Создайте новый проект или откройте существующий.</w:t>
+      </w:r>
+    </w:p>
+    <w:p>
+      <w:pPr>
+        <w:pStyle w:val="ab"/>
+        <w:numPr>
+          <w:ilvl w:val="0"/>
+          <w:numId w:val="13"/>
+        </w:numPr>
+        <w:spacing w:after="0" w:line="240" w:lineRule="auto"/>
+        <w:rPr>
+          <w:rFonts w:ascii="Times New Roman" w:hAnsi="Times New Roman" w:cs="Times New Roman"/>
+          <w:sz w:val="26"/>
+          <w:szCs w:val="26"/>
+        </w:rPr>
+      </w:pPr>
+      <w:r>
+        <w:rPr>
+          <w:rFonts w:ascii="Times New Roman" w:hAnsi="Times New Roman" w:cs="Times New Roman"/>
+          <w:sz w:val="26"/>
+          <w:szCs w:val="26"/>
+        </w:rPr>
+        <w:t xml:space="preserve">Скопируйте код программы в редактор </w:t>
+      </w:r>
+      <w:r>
+        <w:rPr>
+          <w:rFonts w:ascii="Times New Roman" w:hAnsi="Times New Roman" w:cs="Times New Roman"/>
+          <w:sz w:val="26"/>
+          <w:szCs w:val="26"/>
+          <w:lang w:val="en-US"/>
+        </w:rPr>
+        <w:t>MUR</w:t>
+      </w:r>
+      <w:r>
+        <w:rPr>
+          <w:rFonts w:ascii="Times New Roman" w:hAnsi="Times New Roman" w:cs="Times New Roman"/>
+          <w:sz w:val="26"/>
+          <w:szCs w:val="26"/>
+        </w:rPr>
+        <w:t xml:space="preserve"> </w:t>
+      </w:r>
+      <w:r>
+        <w:rPr>
+          <w:rFonts w:ascii="Times New Roman" w:hAnsi="Times New Roman" w:cs="Times New Roman"/>
+          <w:sz w:val="26"/>
+          <w:szCs w:val="26"/>
+          <w:lang w:val="en-US"/>
+        </w:rPr>
+        <w:t>IDE</w:t>
+      </w:r>
+      <w:r>
+        <w:rPr>
+          <w:rFonts w:ascii="Times New Roman" w:hAnsi="Times New Roman" w:cs="Times New Roman"/>
+          <w:sz w:val="26"/>
+          <w:szCs w:val="26"/>
+        </w:rPr>
+        <w:t>.</w:t>
+      </w:r>
+    </w:p>
+    <w:p>
+      <w:pPr>
+        <w:pStyle w:val="ab"/>
+        <w:numPr>
+          <w:ilvl w:val="0"/>
+          <w:numId w:val="13"/>
+        </w:numPr>
+        <w:spacing w:after="0" w:line="240" w:lineRule="auto"/>
+        <w:rPr>
+          <w:rFonts w:ascii="Times New Roman" w:hAnsi="Times New Roman" w:cs="Times New Roman"/>
+          <w:sz w:val="26"/>
+          <w:szCs w:val="26"/>
+        </w:rPr>
+      </w:pPr>
+      <w:r>
+        <w:rPr>
+          <w:rFonts w:ascii="Times New Roman" w:hAnsi="Times New Roman" w:cs="Times New Roman"/>
+          <w:sz w:val="26"/>
+          <w:szCs w:val="26"/>
+        </w:rPr>
+        <w:t xml:space="preserve">Сохраните файл с расширением </w:t>
+      </w:r>
+      <w:r>
+        <w:rPr>
+          <w:rFonts w:ascii="Times New Roman" w:hAnsi="Times New Roman" w:cs="Times New Roman"/>
+          <w:sz w:val="26"/>
+          <w:szCs w:val="26"/>
+        </w:rPr>
+        <w:t>.</w:t>
+      </w:r>
+      <w:r>
+        <w:rPr>
+          <w:rFonts w:ascii="Times New Roman" w:hAnsi="Times New Roman" w:cs="Times New Roman"/>
+          <w:sz w:val="26"/>
+          <w:szCs w:val="26"/>
+          <w:lang w:val="en-US"/>
+        </w:rPr>
+        <w:t>py</w:t>
+      </w:r>
+      <w:r>
+        <w:rPr>
+          <w:rFonts w:ascii="Times New Roman" w:hAnsi="Times New Roman" w:cs="Times New Roman"/>
+          <w:sz w:val="26"/>
+          <w:szCs w:val="26"/>
+        </w:rPr>
+        <w:t>.</w:t>
+      </w:r>
+    </w:p>
+    <w:p>
+      <w:pPr>
+        <w:pStyle w:val="ab"/>
+        <w:numPr>
+          <w:ilvl w:val="0"/>
+          <w:numId w:val="13"/>
+        </w:numPr>
+        <w:spacing w:after="0" w:line="240" w:lineRule="auto"/>
+        <w:rPr>
+          <w:rFonts w:ascii="Times New Roman" w:hAnsi="Times New Roman" w:cs="Times New Roman"/>
+          <w:sz w:val="26"/>
+          <w:szCs w:val="26"/>
+        </w:rPr>
+      </w:pPr>
+      <w:r>
+        <w:rPr>
+          <w:rFonts w:ascii="Times New Roman" w:hAnsi="Times New Roman" w:cs="Times New Roman"/>
+          <w:sz w:val="26"/>
+          <w:szCs w:val="26"/>
+        </w:rPr>
+        <w:t>Запуск программы.</w:t>
+      </w:r>
+    </w:p>
+    <w:p>
+      <w:pPr>
+        <w:spacing w:after="0" w:line="240" w:lineRule="auto"/>
+        <w:rPr>
+          <w:rFonts w:ascii="Times New Roman" w:hAnsi="Times New Roman" w:cs="Times New Roman"/>
+          <w:sz w:val="26"/>
+          <w:szCs w:val="26"/>
+          <w:lang w:val="en-US"/>
+        </w:rPr>
+      </w:pPr>
+    </w:p>
+    <w:p>
+      <w:pPr>
+        <w:spacing w:after="0" w:line="240" w:lineRule="auto"/>
+        <w:rPr>
+          <w:rFonts w:ascii="Times New Roman" w:hAnsi="Times New Roman" w:cs="Times New Roman"/>
+          <w:sz w:val="26"/>
+          <w:szCs w:val="26"/>
+          <w:lang w:val="en-US"/>
+        </w:rPr>
+      </w:pPr>
+    </w:p>
+    <w:p>
+      <w:pPr>
+        <w:spacing w:after="0" w:line="240" w:lineRule="auto"/>
+        <w:rPr>
+          <w:rFonts w:ascii="Times New Roman" w:hAnsi="Times New Roman" w:cs="Times New Roman"/>
+          <w:sz w:val="26"/>
+          <w:szCs w:val="26"/>
+          <w:lang w:val="en-US"/>
+        </w:rPr>
+      </w:pPr>
+    </w:p>
+    <w:p>
+      <w:pPr>
+        <w:spacing w:after="0" w:line="240" w:lineRule="auto"/>
+        <w:rPr>
+          <w:rFonts w:ascii="Times New Roman" w:hAnsi="Times New Roman" w:cs="Times New Roman"/>
+          <w:sz w:val="26"/>
+          <w:szCs w:val="26"/>
+          <w:lang w:val="en-US"/>
+        </w:rPr>
+      </w:pPr>
+    </w:p>
+    <w:p>
+      <w:pPr>
+        <w:spacing w:after="780" w:line="240" w:lineRule="auto"/>
+        <w:rPr>
+          <w:rFonts w:ascii="Times New Roman" w:hAnsi="Times New Roman" w:cs="Times New Roman"/>
+          <w:b/>
+          <w:bCs/>
+          <w:sz w:val="26"/>
+          <w:szCs w:val="26"/>
+          <w:lang w:val="en-US"/>
+        </w:rPr>
+      </w:pPr>
+      <w:r>
+        <w:rPr>
+          <w:rFonts w:ascii="Times New Roman" w:hAnsi="Times New Roman" w:cs="Times New Roman"/>
+          <w:b/>
+          <w:bCs/>
+          <w:sz w:val="26"/>
+          <w:szCs w:val="26"/>
+        </w:rPr>
+        <w:lastRenderedPageBreak/>
+        <w:t xml:space="preserve">2. </w:t>
+      </w:r>
+      <w:r>
+        <w:rPr>
+          <w:rFonts w:ascii="Times New Roman" w:hAnsi="Times New Roman" w:cs="Times New Roman"/>
+          <w:b/>
+          <w:bCs/>
+          <w:sz w:val="26"/>
+          <w:szCs w:val="26"/>
+        </w:rPr>
+        <w:t>ЗАПУСК ПРОГРАММЫ</w:t>
+      </w:r>
+    </w:p>
+    <w:p>
+      <w:pPr>
+        <w:spacing w:after="0" w:line="240" w:lineRule="auto"/>
+        <w:rPr>
+          <w:rFonts w:ascii="Times New Roman" w:hAnsi="Times New Roman" w:cs="Times New Roman"/>
+          <w:b/>
+          <w:bCs/>
+          <w:sz w:val="26"/>
+          <w:szCs w:val="26"/>
+        </w:rPr>
+      </w:pPr>
+      <w:r>
+        <w:rPr>
+          <w:rFonts w:ascii="Times New Roman" w:hAnsi="Times New Roman" w:cs="Times New Roman"/>
+          <w:b/>
+          <w:bCs/>
+          <w:sz w:val="26"/>
+          <w:szCs w:val="26"/>
+        </w:rPr>
+        <w:t>Первый запуск MUR IDE</w:t>
+      </w:r>
+    </w:p>
+    <w:p>
+      <w:pPr>
+        <w:spacing w:after="0" w:line="240" w:lineRule="auto"/>
+        <w:rPr>
+          <w:rFonts w:ascii="Times New Roman" w:hAnsi="Times New Roman" w:cs="Times New Roman"/>
+          <w:sz w:val="26"/>
+          <w:szCs w:val="26"/>
+          <w:lang w:val="en-US"/>
+        </w:rPr>
+      </w:pPr>
+      <w:r>
+        <w:rPr>
+          <w:rFonts w:ascii="Times New Roman" w:hAnsi="Times New Roman" w:cs="Times New Roman"/>
+          <w:sz w:val="26"/>
+          <w:szCs w:val="26"/>
+        </w:rPr>
+        <w:t>При первом запуске открывается главное окно среды разработки (рисунок А.2). Интерфейс содержит следующие элементы:</w:t>
+      </w:r>
+    </w:p>
+    <w:p>
+      <w:pPr>
+        <w:spacing w:after="0" w:line="240" w:lineRule="auto"/>
+        <w:rPr>
+          <w:rFonts w:ascii="Times New Roman" w:hAnsi="Times New Roman" w:cs="Times New Roman"/>
+          <w:sz w:val="26"/>
+          <w:szCs w:val="26"/>
+          <w:lang w:val="en-US"/>
+        </w:rPr>
+      </w:pPr>
+    </w:p>
+    <w:p>
+      <w:pPr>
+        <w:spacing w:after="0" w:line="240" w:lineRule="auto"/>
+        <w:rPr>
+          <w:rFonts w:ascii="Times New Roman" w:hAnsi="Times New Roman" w:cs="Times New Roman"/>
+          <w:sz w:val="26"/>
+          <w:szCs w:val="26"/>
+          <w:lang w:val="en-US"/>
+        </w:rPr>
+      </w:pPr>
+      <w:r>
+        <w:rPr>
+          <w:rFonts w:ascii="Times New Roman" w:hAnsi="Times New Roman" w:cs="Times New Roman"/>
+          <w:noProof/>
+          <w:sz w:val="26"/>
+          <w:szCs w:val="26"/>
+        </w:rPr>
+        <w:drawing>
+          <wp:inline distT="0" distB="0" distL="0" distR="0" wp14:anchorId="0FDF0753" wp14:editId="142A807C">
+            <wp:extent cx="5532120" cy="4236720"/>
+            <wp:effectExtent l="0" t="0" r="0" b="0"/>
+            <wp:docPr id="740274086" name="Рисунок 4"/>
+            <wp:cNvGraphicFramePr>
+              <a:graphicFrameLocks xmlns:a="http://schemas.openxmlformats.org/drawingml/2006/main" noChangeAspect="1"/>
+            </wp:cNvGraphicFramePr>
+            <a:graphic xmlns:a="http://schemas.openxmlformats.org/drawingml/2006/main">
+              <a:graphicData uri="http://schemas.openxmlformats.org/drawingml/2006/picture">
+                <pic:pic xmlns:pic="http://schemas.openxmlformats.org/drawingml/2006/picture">
+                  <pic:nvPicPr>
+                    <pic:cNvPr id="0" name="Picture 10"/>
+                    <pic:cNvPicPr>
+                      <a:picLocks noChangeAspect="1" noChangeArrowheads="1"/>
+                    </pic:cNvPicPr>
+                  </pic:nvPicPr>
+                  <pic:blipFill>
+                    <a:blip r:embed="rId10">
+                      <a:extLst>
+                        <a:ext uri="{28A0092B-C50C-407E-A947-70E740481C1C}">
+                          <a14:useLocalDpi xmlns:a14="http://schemas.microsoft.com/office/drawing/2010/main" val="0"/>
+                        </a:ext>
+                      </a:extLst>
+                    </a:blip>
+                    <a:srcRect/>
+                    <a:stretch>
+                      <a:fillRect/>
+                    </a:stretch>
+                  </pic:blipFill>
+                  <pic:spPr bwMode="auto">
+                    <a:xfrm>
+                      <a:off x="0" y="0"/>
+                      <a:ext cx="5532120" cy="4236720"/>
+                    </a:xfrm>
+                    <a:prstGeom prst="rect">
+                      <a:avLst/>
+                    </a:prstGeom>
+                    <a:noFill/>
+                    <a:ln>
+                      <a:noFill/>
+                    </a:ln>
+                  </pic:spPr>
+                </pic:pic>
+              </a:graphicData>
+            </a:graphic>
+          </wp:inline>
+        </w:drawing>
+      </w:r>
+    </w:p>
+    <w:p>
+      <w:pPr>
+        <w:spacing w:after="0" w:line="240" w:lineRule="auto"/>
+        <w:rPr>
+          <w:rFonts w:ascii="Times New Roman" w:hAnsi="Times New Roman" w:cs="Times New Roman"/>
+          <w:sz w:val="26"/>
+          <w:szCs w:val="26"/>
+        </w:rPr>
+      </w:pPr>
+      <w:r>
+        <w:rPr>
+          <w:rFonts w:ascii="Times New Roman" w:hAnsi="Times New Roman" w:cs="Times New Roman"/>
+          <w:sz w:val="26"/>
+          <w:szCs w:val="26"/>
+        </w:rPr>
+        <w:t>Рисунок А.2 — Главное окно MUR IDE с подписанными элементами интерфейса</w:t>
+      </w:r>
+    </w:p>
+    <w:p>
+      <w:pPr>
+        <w:spacing w:after="0" w:line="240" w:lineRule="auto"/>
+        <w:rPr>
+          <w:rFonts w:ascii="Times New Roman" w:hAnsi="Times New Roman" w:cs="Times New Roman"/>
+          <w:sz w:val="26"/>
+          <w:szCs w:val="26"/>
+        </w:rPr>
+      </w:pPr>
+    </w:p>
+    <w:p>
+      <w:pPr>
+        <w:numPr>
+          <w:ilvl w:val="0"/>
+          <w:numId w:val="19"/>
+        </w:numPr>
+        <w:spacing w:after="0" w:line="240" w:lineRule="auto"/>
+        <w:rPr>
+          <w:rFonts w:ascii="Times New Roman" w:hAnsi="Times New Roman" w:cs="Times New Roman"/>
+          <w:sz w:val="26"/>
+          <w:szCs w:val="26"/>
+        </w:rPr>
+      </w:pPr>
+      <w:r>
+        <w:rPr>
+          <w:rFonts w:ascii="Times New Roman" w:hAnsi="Times New Roman" w:cs="Times New Roman"/>
+          <w:sz w:val="26"/>
+          <w:szCs w:val="26"/>
+        </w:rPr>
+        <w:t>Кнопка переключения режимов – выбор между локальным выполнением и режимом аппарата</w:t>
+      </w:r>
+    </w:p>
+    <w:p>
+      <w:pPr>
+        <w:numPr>
+          <w:ilvl w:val="0"/>
+          <w:numId w:val="19"/>
+        </w:numPr>
+        <w:spacing w:after="0" w:line="240" w:lineRule="auto"/>
+        <w:rPr>
+          <w:rFonts w:ascii="Times New Roman" w:hAnsi="Times New Roman" w:cs="Times New Roman"/>
+          <w:sz w:val="26"/>
+          <w:szCs w:val="26"/>
+        </w:rPr>
+      </w:pPr>
+      <w:r>
+        <w:rPr>
+          <w:rFonts w:ascii="Times New Roman" w:hAnsi="Times New Roman" w:cs="Times New Roman"/>
+          <w:sz w:val="26"/>
+          <w:szCs w:val="26"/>
+        </w:rPr>
+        <w:t>Кнопка запуска скрипта (F5) – старт выполнения программы</w:t>
+      </w:r>
+    </w:p>
+    <w:p>
+      <w:pPr>
+        <w:numPr>
+          <w:ilvl w:val="0"/>
+          <w:numId w:val="19"/>
+        </w:numPr>
+        <w:spacing w:after="0" w:line="240" w:lineRule="auto"/>
+        <w:rPr>
+          <w:rFonts w:ascii="Times New Roman" w:hAnsi="Times New Roman" w:cs="Times New Roman"/>
+          <w:sz w:val="26"/>
+          <w:szCs w:val="26"/>
+        </w:rPr>
+      </w:pPr>
+      <w:r>
+        <w:rPr>
+          <w:rFonts w:ascii="Times New Roman" w:hAnsi="Times New Roman" w:cs="Times New Roman"/>
+          <w:sz w:val="26"/>
+          <w:szCs w:val="26"/>
+        </w:rPr>
+        <w:t>Кнопка остановки скрипта (F6) – экстренная остановка</w:t>
+      </w:r>
+    </w:p>
+    <w:p>
+      <w:pPr>
+        <w:numPr>
+          <w:ilvl w:val="0"/>
+          <w:numId w:val="19"/>
+        </w:numPr>
+        <w:spacing w:after="0" w:line="240" w:lineRule="auto"/>
+        <w:rPr>
+          <w:rFonts w:ascii="Times New Roman" w:hAnsi="Times New Roman" w:cs="Times New Roman"/>
+          <w:sz w:val="26"/>
+          <w:szCs w:val="26"/>
+        </w:rPr>
+      </w:pPr>
+      <w:r>
+        <w:rPr>
+          <w:rFonts w:ascii="Times New Roman" w:hAnsi="Times New Roman" w:cs="Times New Roman"/>
+          <w:sz w:val="26"/>
+          <w:szCs w:val="26"/>
+        </w:rPr>
+        <w:t>Кнопка запуска симулятора – открытие 3D-сцены</w:t>
+      </w:r>
+    </w:p>
+    <w:p>
+      <w:pPr>
+        <w:numPr>
+          <w:ilvl w:val="0"/>
+          <w:numId w:val="19"/>
+        </w:numPr>
+        <w:spacing w:after="0" w:line="240" w:lineRule="auto"/>
+        <w:rPr>
+          <w:rFonts w:ascii="Times New Roman" w:hAnsi="Times New Roman" w:cs="Times New Roman"/>
+          <w:sz w:val="26"/>
+          <w:szCs w:val="26"/>
+        </w:rPr>
+      </w:pPr>
+      <w:r>
+        <w:rPr>
+          <w:rFonts w:ascii="Times New Roman" w:hAnsi="Times New Roman" w:cs="Times New Roman"/>
+          <w:sz w:val="26"/>
+          <w:szCs w:val="26"/>
+        </w:rPr>
+        <w:t>Редактор кода – область для написания и редактирования программы</w:t>
+      </w:r>
+    </w:p>
+    <w:p>
+      <w:pPr>
+        <w:numPr>
+          <w:ilvl w:val="0"/>
+          <w:numId w:val="19"/>
+        </w:numPr>
+        <w:spacing w:after="0" w:line="240" w:lineRule="auto"/>
+        <w:rPr>
+          <w:rFonts w:ascii="Times New Roman" w:hAnsi="Times New Roman" w:cs="Times New Roman"/>
+          <w:sz w:val="26"/>
+          <w:szCs w:val="26"/>
+        </w:rPr>
+      </w:pPr>
+      <w:r>
+        <w:rPr>
+          <w:rFonts w:ascii="Times New Roman" w:hAnsi="Times New Roman" w:cs="Times New Roman"/>
+          <w:sz w:val="26"/>
+          <w:szCs w:val="26"/>
+        </w:rPr>
+        <w:t>Вкладка Console – отображение логов и сообщений программы</w:t>
+      </w:r>
+    </w:p>
+    <w:p>
+      <w:pPr>
+        <w:spacing w:after="0" w:line="240" w:lineRule="auto"/>
+        <w:rPr>
+          <w:rFonts w:ascii="Times New Roman" w:hAnsi="Times New Roman" w:cs="Times New Roman"/>
+          <w:sz w:val="26"/>
+          <w:szCs w:val="26"/>
+        </w:rPr>
+      </w:pPr>
+    </w:p>
+    <w:p>
+      <w:pPr>
+        <w:spacing w:after="0" w:line="240" w:lineRule="auto"/>
+        <w:rPr>
+          <w:rFonts w:ascii="Times New Roman" w:hAnsi="Times New Roman" w:cs="Times New Roman"/>
+          <w:b/>
+          <w:bCs/>
+          <w:sz w:val="26"/>
+          <w:szCs w:val="26"/>
+        </w:rPr>
+      </w:pPr>
+      <w:r>
+        <w:rPr>
+          <w:rFonts w:ascii="Times New Roman" w:hAnsi="Times New Roman" w:cs="Times New Roman"/>
+          <w:b/>
+          <w:bCs/>
+          <w:sz w:val="26"/>
+          <w:szCs w:val="26"/>
+        </w:rPr>
+        <w:t>Запуск программы</w:t>
+      </w:r>
+      <w:r>
+        <w:rPr>
+          <w:rFonts w:ascii="Times New Roman" w:hAnsi="Times New Roman" w:cs="Times New Roman"/>
+          <w:b/>
+          <w:bCs/>
+          <w:sz w:val="26"/>
+          <w:szCs w:val="26"/>
+        </w:rPr>
+        <w:t>:</w:t>
+      </w:r>
+    </w:p>
+    <w:p>
+      <w:pPr>
+        <w:spacing w:after="0" w:line="240" w:lineRule="auto"/>
+        <w:rPr>
+          <w:rFonts w:ascii="Times New Roman" w:hAnsi="Times New Roman" w:cs="Times New Roman"/>
+          <w:sz w:val="26"/>
+          <w:szCs w:val="26"/>
+        </w:rPr>
+      </w:pPr>
+      <w:r>
+        <w:rPr>
+          <w:rFonts w:ascii="Times New Roman" w:hAnsi="Times New Roman" w:cs="Times New Roman"/>
+          <w:sz w:val="26"/>
+          <w:szCs w:val="26"/>
+        </w:rPr>
+        <w:t xml:space="preserve">1. </w:t>
+      </w:r>
+      <w:r>
+        <w:rPr>
+          <w:rFonts w:ascii="Times New Roman" w:hAnsi="Times New Roman" w:cs="Times New Roman"/>
+          <w:sz w:val="26"/>
+          <w:szCs w:val="26"/>
+        </w:rPr>
+        <w:t>Нажмите кнопку «Запуск симулятора».</w:t>
+      </w:r>
+    </w:p>
+    <w:p>
+      <w:pPr>
+        <w:spacing w:after="0" w:line="240" w:lineRule="auto"/>
+        <w:rPr>
+          <w:rFonts w:ascii="Times New Roman" w:hAnsi="Times New Roman" w:cs="Times New Roman"/>
+          <w:sz w:val="26"/>
+          <w:szCs w:val="26"/>
+        </w:rPr>
+      </w:pPr>
+      <w:r>
+        <w:rPr>
+          <w:rFonts w:ascii="Times New Roman" w:hAnsi="Times New Roman" w:cs="Times New Roman"/>
+          <w:sz w:val="26"/>
+          <w:szCs w:val="26"/>
+        </w:rPr>
+        <w:t>2. Дождитесь загрузки 3</w:t>
+      </w:r>
+      <w:r>
+        <w:rPr>
+          <w:rFonts w:ascii="Times New Roman" w:hAnsi="Times New Roman" w:cs="Times New Roman"/>
+          <w:sz w:val="26"/>
+          <w:szCs w:val="26"/>
+          <w:lang w:val="en-US"/>
+        </w:rPr>
+        <w:t>D</w:t>
+      </w:r>
+      <w:r>
+        <w:rPr>
+          <w:rFonts w:ascii="Times New Roman" w:hAnsi="Times New Roman" w:cs="Times New Roman"/>
+          <w:sz w:val="26"/>
+          <w:szCs w:val="26"/>
+        </w:rPr>
+        <w:t>-</w:t>
+      </w:r>
+      <w:r>
+        <w:rPr>
+          <w:rFonts w:ascii="Times New Roman" w:hAnsi="Times New Roman" w:cs="Times New Roman"/>
+          <w:sz w:val="26"/>
+          <w:szCs w:val="26"/>
+        </w:rPr>
+        <w:t>сцены с подводным аппаратом.</w:t>
+      </w:r>
+    </w:p>
+    <w:p>
+      <w:pPr>
+        <w:spacing w:after="0" w:line="240" w:lineRule="auto"/>
+        <w:rPr>
+          <w:rFonts w:ascii="Times New Roman" w:hAnsi="Times New Roman" w:cs="Times New Roman"/>
+          <w:sz w:val="26"/>
+          <w:szCs w:val="26"/>
+        </w:rPr>
+      </w:pPr>
+      <w:r>
+        <w:rPr>
+          <w:rFonts w:ascii="Times New Roman" w:hAnsi="Times New Roman" w:cs="Times New Roman"/>
+          <w:sz w:val="26"/>
+          <w:szCs w:val="26"/>
+        </w:rPr>
+        <w:t>3. Убедитесь, что в редакторе кода открыт файл программы.</w:t>
+      </w:r>
+    </w:p>
+    <w:p>
+      <w:pPr>
+        <w:spacing w:after="0" w:line="240" w:lineRule="auto"/>
+        <w:rPr>
+          <w:rFonts w:ascii="Times New Roman" w:hAnsi="Times New Roman" w:cs="Times New Roman"/>
+          <w:sz w:val="26"/>
+          <w:szCs w:val="26"/>
+        </w:rPr>
+      </w:pPr>
+      <w:r>
+        <w:rPr>
+          <w:rFonts w:ascii="Times New Roman" w:hAnsi="Times New Roman" w:cs="Times New Roman"/>
+          <w:sz w:val="26"/>
+          <w:szCs w:val="26"/>
+        </w:rPr>
+        <w:t>4.</w:t>
+      </w:r>
+      <w:r>
+        <w:rPr>
+          <w:rFonts w:ascii="Times New Roman" w:hAnsi="Times New Roman" w:cs="Times New Roman"/>
+          <w:b/>
+          <w:bCs/>
+          <w:sz w:val="26"/>
+          <w:szCs w:val="26"/>
+        </w:rPr>
+        <w:t xml:space="preserve"> </w:t>
+      </w:r>
+      <w:r>
+        <w:rPr>
+          <w:rFonts w:ascii="Times New Roman" w:hAnsi="Times New Roman" w:cs="Times New Roman"/>
+          <w:sz w:val="26"/>
+          <w:szCs w:val="26"/>
+        </w:rPr>
+        <w:t>Нажмите кнопку «</w:t>
+      </w:r>
+      <w:r>
+        <w:rPr>
+          <w:rFonts w:ascii="Times New Roman" w:hAnsi="Times New Roman" w:cs="Times New Roman"/>
+          <w:sz w:val="26"/>
+          <w:szCs w:val="26"/>
+          <w:lang w:val="en-US"/>
+        </w:rPr>
+        <w:t>Run</w:t>
+      </w:r>
+      <w:r>
+        <w:rPr>
+          <w:rFonts w:ascii="Times New Roman" w:hAnsi="Times New Roman" w:cs="Times New Roman"/>
+          <w:sz w:val="26"/>
+          <w:szCs w:val="26"/>
+        </w:rPr>
+        <w:t xml:space="preserve">» в среде </w:t>
+      </w:r>
+      <w:r>
+        <w:rPr>
+          <w:rFonts w:ascii="Times New Roman" w:hAnsi="Times New Roman" w:cs="Times New Roman"/>
+          <w:sz w:val="26"/>
+          <w:szCs w:val="26"/>
+          <w:lang w:val="en-US"/>
+        </w:rPr>
+        <w:t>MUR</w:t>
+      </w:r>
+      <w:r>
+        <w:rPr>
+          <w:rFonts w:ascii="Times New Roman" w:hAnsi="Times New Roman" w:cs="Times New Roman"/>
+          <w:sz w:val="26"/>
+          <w:szCs w:val="26"/>
+        </w:rPr>
+        <w:t xml:space="preserve"> </w:t>
+      </w:r>
+      <w:r>
+        <w:rPr>
+          <w:rFonts w:ascii="Times New Roman" w:hAnsi="Times New Roman" w:cs="Times New Roman"/>
+          <w:sz w:val="26"/>
+          <w:szCs w:val="26"/>
+          <w:lang w:val="en-US"/>
+        </w:rPr>
+        <w:t>IDE</w:t>
+      </w:r>
+      <w:r>
+        <w:rPr>
+          <w:rFonts w:ascii="Times New Roman" w:hAnsi="Times New Roman" w:cs="Times New Roman"/>
+          <w:sz w:val="26"/>
+          <w:szCs w:val="26"/>
+        </w:rPr>
+        <w:t xml:space="preserve"> или клавишу </w:t>
+      </w:r>
+      <w:r>
+        <w:rPr>
+          <w:rFonts w:ascii="Times New Roman" w:hAnsi="Times New Roman" w:cs="Times New Roman"/>
+          <w:sz w:val="26"/>
+          <w:szCs w:val="26"/>
+          <w:lang w:val="en-US"/>
+        </w:rPr>
+        <w:t>F</w:t>
+      </w:r>
+      <w:r>
+        <w:rPr>
+          <w:rFonts w:ascii="Times New Roman" w:hAnsi="Times New Roman" w:cs="Times New Roman"/>
+          <w:sz w:val="26"/>
+          <w:szCs w:val="26"/>
+        </w:rPr>
+        <w:t>5.</w:t>
+      </w:r>
+    </w:p>
+    <w:p>
+      <w:pPr>
+        <w:spacing w:after="0" w:line="240" w:lineRule="auto"/>
+        <w:rPr>
+          <w:rFonts w:ascii="Times New Roman" w:hAnsi="Times New Roman" w:cs="Times New Roman"/>
+          <w:sz w:val="26"/>
+          <w:szCs w:val="26"/>
+        </w:rPr>
+      </w:pPr>
+      <w:r>
+        <w:rPr>
+          <w:rFonts w:ascii="Times New Roman" w:hAnsi="Times New Roman" w:cs="Times New Roman"/>
+          <w:sz w:val="26"/>
+          <w:szCs w:val="26"/>
+        </w:rPr>
+        <w:t>5. После запуска выведется сообщение о запущенной программе.</w:t>
+      </w:r>
+    </w:p>
+    <w:p>
+      <w:pPr>
+        <w:spacing w:after="0" w:line="240" w:lineRule="auto"/>
+        <w:rPr>
+          <w:rFonts w:ascii="Times New Roman" w:hAnsi="Times New Roman" w:cs="Times New Roman"/>
+          <w:sz w:val="26"/>
+          <w:szCs w:val="26"/>
+        </w:rPr>
+      </w:pPr>
+    </w:p>
+    <w:p>
+      <w:pPr>
+        <w:spacing w:after="0" w:line="240" w:lineRule="auto"/>
+        <w:rPr>
+          <w:rFonts w:ascii="Times New Roman" w:hAnsi="Times New Roman" w:cs="Times New Roman"/>
+          <w:sz w:val="26"/>
+          <w:szCs w:val="26"/>
+        </w:rPr>
+      </w:pPr>
+    </w:p>
+    <w:p>
+      <w:pPr>
+        <w:spacing w:after="0" w:line="240" w:lineRule="auto"/>
+        <w:rPr>
+          <w:rFonts w:ascii="Times New Roman" w:hAnsi="Times New Roman" w:cs="Times New Roman"/>
+          <w:sz w:val="26"/>
+          <w:szCs w:val="26"/>
+        </w:rPr>
+      </w:pPr>
+    </w:p>
+    <w:p>
+      <w:pPr>
+        <w:spacing w:after="0" w:line="240" w:lineRule="auto"/>
+        <w:rPr>
+          <w:rFonts w:ascii="Times New Roman" w:hAnsi="Times New Roman" w:cs="Times New Roman"/>
+          <w:b/>
+          <w:bCs/>
+          <w:sz w:val="26"/>
+          <w:szCs w:val="26"/>
+        </w:rPr>
+      </w:pPr>
+      <w:r>
+        <w:rPr>
+          <w:rFonts w:ascii="Times New Roman" w:hAnsi="Times New Roman" w:cs="Times New Roman"/>
+          <w:b/>
+          <w:bCs/>
+          <w:sz w:val="26"/>
+          <w:szCs w:val="26"/>
+        </w:rPr>
+        <w:t>Интерфейс содержит следующие элементы:</w:t>
+      </w:r>
+    </w:p>
+    <w:p>
+      <w:pPr>
+        <w:pStyle w:val="ab"/>
+        <w:numPr>
+          <w:ilvl w:val="0"/>
+          <w:numId w:val="5"/>
+        </w:numPr>
+        <w:spacing w:after="0" w:line="240" w:lineRule="auto"/>
+        <w:rPr>
+          <w:rFonts w:ascii="Times New Roman" w:hAnsi="Times New Roman" w:cs="Times New Roman"/>
+          <w:sz w:val="26"/>
+          <w:szCs w:val="26"/>
+        </w:rPr>
+      </w:pPr>
+      <w:r>
+        <w:rPr>
+          <w:rFonts w:ascii="Times New Roman" w:hAnsi="Times New Roman" w:cs="Times New Roman"/>
+          <w:sz w:val="26"/>
+          <w:szCs w:val="26"/>
+        </w:rPr>
+        <w:t>Пункт «Выполнить миссию» –</w:t>
+      </w:r>
+      <w:r>
+        <w:t xml:space="preserve"> </w:t>
+      </w:r>
+      <w:r>
+        <w:rPr>
+          <w:rFonts w:ascii="Times New Roman" w:hAnsi="Times New Roman" w:cs="Times New Roman"/>
+          <w:sz w:val="26"/>
+          <w:szCs w:val="26"/>
+        </w:rPr>
+        <w:t>для перехода к выбору типа миссии</w:t>
+      </w:r>
+    </w:p>
+    <w:p>
+      <w:pPr>
+        <w:pStyle w:val="ab"/>
+        <w:numPr>
+          <w:ilvl w:val="0"/>
+          <w:numId w:val="5"/>
+        </w:numPr>
+        <w:spacing w:after="0" w:line="240" w:lineRule="auto"/>
+        <w:rPr>
+          <w:rFonts w:ascii="Times New Roman" w:hAnsi="Times New Roman" w:cs="Times New Roman"/>
+          <w:sz w:val="26"/>
+          <w:szCs w:val="26"/>
+        </w:rPr>
+      </w:pPr>
+      <w:r>
+        <w:rPr>
+          <w:rFonts w:ascii="Times New Roman" w:hAnsi="Times New Roman" w:cs="Times New Roman"/>
+          <w:sz w:val="26"/>
+          <w:szCs w:val="26"/>
+        </w:rPr>
+        <w:t>Пункт «Показать инструкцию» –</w:t>
+      </w:r>
+      <w:r>
+        <w:t xml:space="preserve"> </w:t>
+      </w:r>
+      <w:r>
+        <w:rPr>
+          <w:rFonts w:ascii="Times New Roman" w:hAnsi="Times New Roman" w:cs="Times New Roman"/>
+          <w:sz w:val="26"/>
+          <w:szCs w:val="26"/>
+        </w:rPr>
+        <w:t xml:space="preserve"> для перехода к инструкции программы</w:t>
+      </w:r>
+    </w:p>
+    <w:p>
+      <w:pPr>
+        <w:pStyle w:val="ab"/>
+        <w:numPr>
+          <w:ilvl w:val="0"/>
+          <w:numId w:val="5"/>
+        </w:numPr>
+        <w:spacing w:after="0" w:line="240" w:lineRule="auto"/>
+        <w:rPr>
+          <w:rFonts w:ascii="Times New Roman" w:hAnsi="Times New Roman" w:cs="Times New Roman"/>
+          <w:sz w:val="26"/>
+          <w:szCs w:val="26"/>
+        </w:rPr>
+      </w:pPr>
+      <w:r>
+        <w:rPr>
+          <w:rFonts w:ascii="Times New Roman" w:hAnsi="Times New Roman" w:cs="Times New Roman"/>
+          <w:sz w:val="26"/>
+          <w:szCs w:val="26"/>
+        </w:rPr>
+        <w:t xml:space="preserve">Кнопка «Выход из программы» – для выхода </w:t>
+      </w:r>
+    </w:p>
+    <w:p>
+      <w:pPr>
+        <w:spacing w:after="0" w:line="240" w:lineRule="auto"/>
+        <w:rPr>
+          <w:rFonts w:ascii="Times New Roman" w:hAnsi="Times New Roman" w:cs="Times New Roman"/>
+          <w:sz w:val="26"/>
+          <w:szCs w:val="26"/>
+        </w:rPr>
+      </w:pPr>
+    </w:p>
+    <w:p>
+      <w:pPr>
+        <w:spacing w:after="780" w:line="240" w:lineRule="auto"/>
+        <w:rPr>
+          <w:rFonts w:ascii="Times New Roman" w:hAnsi="Times New Roman" w:cs="Times New Roman"/>
+          <w:b/>
+          <w:bCs/>
+          <w:sz w:val="26"/>
+          <w:szCs w:val="26"/>
+        </w:rPr>
+      </w:pPr>
+      <w:r>
+        <w:rPr>
+          <w:rFonts w:ascii="Times New Roman" w:hAnsi="Times New Roman" w:cs="Times New Roman"/>
+          <w:b/>
+          <w:bCs/>
+          <w:sz w:val="26"/>
+          <w:szCs w:val="26"/>
+        </w:rPr>
+        <w:t>3. Р</w:t>
+      </w:r>
+      <w:r>
+        <w:rPr>
+          <w:rFonts w:ascii="Times New Roman" w:hAnsi="Times New Roman" w:cs="Times New Roman"/>
+          <w:b/>
+          <w:bCs/>
+          <w:sz w:val="26"/>
+          <w:szCs w:val="26"/>
+        </w:rPr>
+        <w:t>АБОТА С ПРОГРАММОЙ</w:t>
+      </w:r>
+    </w:p>
+    <w:p>
+      <w:pPr>
+        <w:spacing w:after="0" w:line="240" w:lineRule="auto"/>
+        <w:rPr>
+          <w:rFonts w:ascii="Times New Roman" w:hAnsi="Times New Roman" w:cs="Times New Roman"/>
+          <w:sz w:val="26"/>
+          <w:szCs w:val="26"/>
+        </w:rPr>
+      </w:pPr>
+      <w:r>
+        <w:rPr>
+          <w:rFonts w:ascii="Times New Roman" w:hAnsi="Times New Roman" w:cs="Times New Roman"/>
+          <w:sz w:val="26"/>
+          <w:szCs w:val="26"/>
+        </w:rPr>
+        <w:t>При запуске открывается главное меню в консоли, представленное на рисунке А.3</w:t>
+      </w:r>
+      <w:r>
+        <w:rPr>
+          <w:rFonts w:ascii="Times New Roman" w:hAnsi="Times New Roman" w:cs="Times New Roman"/>
+          <w:sz w:val="26"/>
+          <w:szCs w:val="26"/>
+        </w:rPr>
+        <w:t>:</w:t>
+      </w:r>
+    </w:p>
+    <w:p>
+      <w:pPr>
+        <w:spacing w:after="0" w:line="240" w:lineRule="auto"/>
+        <w:rPr>
+          <w:rFonts w:ascii="Times New Roman" w:hAnsi="Times New Roman" w:cs="Times New Roman"/>
+          <w:sz w:val="26"/>
+          <w:szCs w:val="26"/>
+        </w:rPr>
+      </w:pPr>
+    </w:p>
+    <w:p>
+      <w:pPr>
+        <w:spacing w:after="0" w:line="240" w:lineRule="auto"/>
+        <w:jc w:val="center"/>
+        <w:rPr>
+          <w:rFonts w:ascii="Times New Roman" w:hAnsi="Times New Roman" w:cs="Times New Roman"/>
+          <w:b/>
+          <w:bCs/>
+          <w:sz w:val="26"/>
+          <w:szCs w:val="26"/>
+        </w:rPr>
+      </w:pPr>
+      <w:r>
+        <w:rPr>
+          <w:rFonts w:ascii="Times New Roman" w:hAnsi="Times New Roman" w:cs="Times New Roman"/>
+          <w:noProof/>
+          <w:sz w:val="26"/>
+          <w:szCs w:val="26"/>
+        </w:rPr>
+        <w:drawing>
+          <wp:inline distT="0" distB="0" distL="0" distR="0" wp14:anchorId="0DF55E14" wp14:editId="1926D8E5">
+            <wp:extent cx="4175761" cy="1783080"/>
+            <wp:effectExtent l="0" t="0" r="0" b="7620"/>
+            <wp:docPr id="915897061" name="Рисунок 1"/>
+            <wp:cNvGraphicFramePr>
+              <a:graphicFrameLocks xmlns:a="http://schemas.openxmlformats.org/drawingml/2006/main" noChangeAspect="1"/>
+            </wp:cNvGraphicFramePr>
+            <a:graphic xmlns:a="http://schemas.openxmlformats.org/drawingml/2006/main">
+              <a:graphicData uri="http://schemas.openxmlformats.org/drawingml/2006/picture">
+                <pic:pic xmlns:pic="http://schemas.openxmlformats.org/drawingml/2006/picture">
+                  <pic:nvPicPr>
+                    <pic:cNvPr id="915897061" name=""/>
                     <pic:cNvPicPr/>
                   </pic:nvPicPr>
                   <pic:blipFill>
-                    <a:blip r:embed="rId7"/>
+                    <a:blip r:embed="rId11"/>
                     <a:stretch>
                       <a:fillRect/>
                     </a:stretch>
@@ -1429,7 +2356,7 @@
                   <pic:spPr>
                     <a:xfrm>
                       <a:off x="0" y="0"/>
-                      <a:ext cx="5372850" cy="2362530"/>
+                      <a:ext cx="4181858" cy="1785683"/>
                     </a:xfrm>
                     <a:prstGeom prst="rect">
                       <a:avLst/>
@@ -1445,6 +2372,36 @@
     <w:p>
       <w:pPr>
         <w:spacing w:after="0" w:line="240" w:lineRule="auto"/>
+        <w:jc w:val="center"/>
+        <w:rPr>
+          <w:rFonts w:ascii="Times New Roman" w:hAnsi="Times New Roman" w:cs="Times New Roman"/>
+          <w:sz w:val="26"/>
+          <w:szCs w:val="26"/>
+        </w:rPr>
+      </w:pPr>
+      <w:r>
+        <w:rPr>
+          <w:rFonts w:ascii="Times New Roman" w:hAnsi="Times New Roman" w:cs="Times New Roman"/>
+          <w:sz w:val="26"/>
+          <w:szCs w:val="26"/>
+        </w:rPr>
+        <w:t>Рисунок А.3 – Скриншот главного меню программы</w:t>
+      </w:r>
+    </w:p>
+    <w:p>
+      <w:pPr>
+        <w:spacing w:after="0" w:line="240" w:lineRule="auto"/>
+        <w:jc w:val="center"/>
+        <w:rPr>
+          <w:rFonts w:ascii="Times New Roman" w:hAnsi="Times New Roman" w:cs="Times New Roman"/>
+          <w:sz w:val="26"/>
+          <w:szCs w:val="26"/>
+        </w:rPr>
+      </w:pPr>
+    </w:p>
+    <w:p>
+      <w:pPr>
+        <w:spacing w:after="0" w:line="240" w:lineRule="auto"/>
         <w:rPr>
           <w:rFonts w:ascii="Times New Roman" w:hAnsi="Times New Roman" w:cs="Times New Roman"/>
           <w:b/>
@@ -1461,164 +2418,6 @@
           <w:sz w:val="26"/>
           <w:szCs w:val="26"/>
         </w:rPr>
-        <w:t>Интерфейс содержит следующие элементы:</w:t>
-      </w:r>
-    </w:p>
-    <w:p>
-      <w:pPr>
-        <w:pStyle w:val="ab"/>
-        <w:numPr>
-          <w:ilvl w:val="0"/>
-          <w:numId w:val="5"/>
-        </w:numPr>
-        <w:spacing w:after="0" w:line="240" w:lineRule="auto"/>
-        <w:rPr>
-          <w:rFonts w:ascii="Times New Roman" w:hAnsi="Times New Roman" w:cs="Times New Roman"/>
-          <w:sz w:val="26"/>
-          <w:szCs w:val="26"/>
-        </w:rPr>
-      </w:pPr>
-      <w:r>
-        <w:rPr>
-          <w:rFonts w:ascii="Times New Roman" w:hAnsi="Times New Roman" w:cs="Times New Roman"/>
-          <w:sz w:val="26"/>
-          <w:szCs w:val="26"/>
-        </w:rPr>
-        <w:t>Пункт «Выполнить миссию» –</w:t>
-      </w:r>
-      <w:r>
-        <w:t xml:space="preserve"> </w:t>
-      </w:r>
-      <w:r>
-        <w:rPr>
-          <w:rFonts w:ascii="Times New Roman" w:hAnsi="Times New Roman" w:cs="Times New Roman"/>
-          <w:sz w:val="26"/>
-          <w:szCs w:val="26"/>
-        </w:rPr>
-        <w:t>для перехода к выбору типа миссии</w:t>
-      </w:r>
-    </w:p>
-    <w:p>
-      <w:pPr>
-        <w:pStyle w:val="ab"/>
-        <w:numPr>
-          <w:ilvl w:val="0"/>
-          <w:numId w:val="5"/>
-        </w:numPr>
-        <w:spacing w:after="0" w:line="240" w:lineRule="auto"/>
-        <w:rPr>
-          <w:rFonts w:ascii="Times New Roman" w:hAnsi="Times New Roman" w:cs="Times New Roman"/>
-          <w:sz w:val="26"/>
-          <w:szCs w:val="26"/>
-        </w:rPr>
-      </w:pPr>
-      <w:r>
-        <w:rPr>
-          <w:rFonts w:ascii="Times New Roman" w:hAnsi="Times New Roman" w:cs="Times New Roman"/>
-          <w:sz w:val="26"/>
-          <w:szCs w:val="26"/>
-        </w:rPr>
-        <w:t>Пункт «Показать инструкцию» –</w:t>
-      </w:r>
-      <w:r>
-        <w:t xml:space="preserve"> </w:t>
-      </w:r>
-      <w:r>
-        <w:rPr>
-          <w:rFonts w:ascii="Times New Roman" w:hAnsi="Times New Roman" w:cs="Times New Roman"/>
-          <w:sz w:val="26"/>
-          <w:szCs w:val="26"/>
-        </w:rPr>
-        <w:t xml:space="preserve"> для перехода к инструкции программы</w:t>
-      </w:r>
-    </w:p>
-    <w:p>
-      <w:pPr>
-        <w:pStyle w:val="ab"/>
-        <w:numPr>
-          <w:ilvl w:val="0"/>
-          <w:numId w:val="5"/>
-        </w:numPr>
-        <w:spacing w:after="0" w:line="240" w:lineRule="auto"/>
-        <w:rPr>
-          <w:rFonts w:ascii="Times New Roman" w:hAnsi="Times New Roman" w:cs="Times New Roman"/>
-          <w:sz w:val="26"/>
-          <w:szCs w:val="26"/>
-        </w:rPr>
-      </w:pPr>
-      <w:r>
-        <w:rPr>
-          <w:rFonts w:ascii="Times New Roman" w:hAnsi="Times New Roman" w:cs="Times New Roman"/>
-          <w:sz w:val="26"/>
-          <w:szCs w:val="26"/>
-        </w:rPr>
-        <w:t xml:space="preserve">Кнопка «Выход из программы» – для выхода </w:t>
-      </w:r>
-    </w:p>
-    <w:p>
-      <w:pPr>
-        <w:spacing w:after="0" w:line="240" w:lineRule="auto"/>
-        <w:rPr>
-          <w:rFonts w:ascii="Times New Roman" w:hAnsi="Times New Roman" w:cs="Times New Roman"/>
-          <w:sz w:val="26"/>
-          <w:szCs w:val="26"/>
-        </w:rPr>
-      </w:pPr>
-    </w:p>
-    <w:p>
-      <w:pPr>
-        <w:spacing w:after="0" w:line="240" w:lineRule="auto"/>
-        <w:rPr>
-          <w:rFonts w:ascii="Times New Roman" w:hAnsi="Times New Roman" w:cs="Times New Roman"/>
-          <w:b/>
-          <w:bCs/>
-          <w:sz w:val="26"/>
-          <w:szCs w:val="26"/>
-          <w:lang w:val="en-US"/>
-        </w:rPr>
-      </w:pPr>
-      <w:r>
-        <w:rPr>
-          <w:rFonts w:ascii="Times New Roman" w:hAnsi="Times New Roman" w:cs="Times New Roman"/>
-          <w:b/>
-          <w:bCs/>
-          <w:sz w:val="26"/>
-          <w:szCs w:val="26"/>
-        </w:rPr>
-        <w:t>3. Работа с программой</w:t>
-      </w:r>
-      <w:r>
-        <w:rPr>
-          <w:rFonts w:ascii="Times New Roman" w:hAnsi="Times New Roman" w:cs="Times New Roman"/>
-          <w:b/>
-          <w:bCs/>
-          <w:sz w:val="26"/>
-          <w:szCs w:val="26"/>
-          <w:lang w:val="en-US"/>
-        </w:rPr>
-        <w:t xml:space="preserve"> {#work}</w:t>
-      </w:r>
-    </w:p>
-    <w:p>
-      <w:pPr>
-        <w:pStyle w:val="ab"/>
-        <w:numPr>
-          <w:ilvl w:val="0"/>
-          <w:numId w:val="7"/>
-        </w:numPr>
-        <w:spacing w:after="0" w:line="240" w:lineRule="auto"/>
-        <w:rPr>
-          <w:rFonts w:ascii="Times New Roman" w:hAnsi="Times New Roman" w:cs="Times New Roman"/>
-          <w:sz w:val="26"/>
-          <w:szCs w:val="26"/>
-        </w:rPr>
-      </w:pPr>
-      <w:r>
-        <w:rPr>
-          <w:rFonts w:ascii="Times New Roman" w:hAnsi="Times New Roman" w:cs="Times New Roman"/>
-          <w:sz w:val="26"/>
-          <w:szCs w:val="26"/>
-        </w:rPr>
         <w:t>Выбрать тип траектории</w:t>
       </w:r>
     </w:p>
@@ -1631,18 +2430,57 @@
           <w:szCs w:val="26"/>
         </w:rPr>
       </w:pPr>
-      <w:r>
-        <w:rPr>
-          <w:rFonts w:ascii="Times New Roman" w:hAnsi="Times New Roman" w:cs="Times New Roman"/>
-          <w:sz w:val="26"/>
-          <w:szCs w:val="26"/>
-        </w:rPr>
-        <w:lastRenderedPageBreak/>
+    </w:p>
+    <w:p>
+      <w:pPr>
+        <w:spacing w:after="0" w:line="240" w:lineRule="auto"/>
+        <w:rPr>
+          <w:rFonts w:ascii="Times New Roman" w:hAnsi="Times New Roman" w:cs="Times New Roman"/>
+          <w:sz w:val="26"/>
+          <w:szCs w:val="26"/>
+        </w:rPr>
+      </w:pPr>
+      <w:r>
+        <w:rPr>
+          <w:rFonts w:ascii="Times New Roman" w:hAnsi="Times New Roman" w:cs="Times New Roman"/>
+          <w:sz w:val="26"/>
+          <w:szCs w:val="26"/>
+        </w:rPr>
+        <w:t>В программе доступно 3 траектории на выбор, которые представлены на рисунке А.4.</w:t>
+      </w:r>
+    </w:p>
+    <w:p>
+      <w:pPr>
+        <w:spacing w:after="0" w:line="240" w:lineRule="auto"/>
+        <w:rPr>
+          <w:rFonts w:ascii="Times New Roman" w:hAnsi="Times New Roman" w:cs="Times New Roman"/>
+          <w:sz w:val="26"/>
+          <w:szCs w:val="26"/>
+        </w:rPr>
+      </w:pPr>
+    </w:p>
+    <w:p>
+      <w:pPr>
+        <w:spacing w:after="0" w:line="240" w:lineRule="auto"/>
+        <w:jc w:val="center"/>
+        <w:rPr>
+          <w:rFonts w:ascii="Times New Roman" w:hAnsi="Times New Roman" w:cs="Times New Roman"/>
+          <w:sz w:val="26"/>
+          <w:szCs w:val="26"/>
+        </w:rPr>
+      </w:pPr>
+      <w:r>
+        <w:rPr>
+          <w:rFonts w:ascii="Times New Roman" w:hAnsi="Times New Roman" w:cs="Times New Roman"/>
+          <w:noProof/>
+          <w:sz w:val="26"/>
+          <w:szCs w:val="26"/>
+        </w:rPr>
         <w:drawing>
-          <wp:inline distT="0" distB="0" distL="0" distR="0" wp14:anchorId="78D307CD" wp14:editId="3220BE66">
-            <wp:extent cx="4229100" cy="1051560"/>
-            <wp:effectExtent l="0" t="0" r="0" b="0"/>
-            <wp:docPr id="1594751129" name="Рисунок 1"/>
+          <wp:inline distT="0" distB="0" distL="0" distR="0" wp14:anchorId="28C7C925" wp14:editId="1EE30D7F">
+            <wp:extent cx="3995924" cy="1013460"/>
+            <wp:effectExtent l="0" t="0" r="5080" b="0"/>
+            <wp:docPr id="1314921880" name="Рисунок 1"/>
             <wp:cNvGraphicFramePr>
               <a:graphicFrameLocks xmlns:a="http://schemas.openxmlformats.org/drawingml/2006/main" noChangeAspect="1"/>
             </wp:cNvGraphicFramePr>
@@ -1650,11 +2488,11 @@
               <a:graphicData uri="http://schemas.openxmlformats.org/drawingml/2006/picture">
                 <pic:pic xmlns:pic="http://schemas.openxmlformats.org/drawingml/2006/picture">
                   <pic:nvPicPr>
-                    <pic:cNvPr id="1594751129" name=""/>
+                    <pic:cNvPr id="1314921880" name=""/>
                     <pic:cNvPicPr/>
                   </pic:nvPicPr>
                   <pic:blipFill>
-                    <a:blip r:embed="rId8"/>
+                    <a:blip r:embed="rId12"/>
                     <a:stretch>
                       <a:fillRect/>
                     </a:stretch>
@@ -1662,7 +2500,7 @@
                   <pic:spPr>
                     <a:xfrm>
                       <a:off x="0" y="0"/>
-                      <a:ext cx="4236180" cy="1053320"/>
+                      <a:ext cx="4056854" cy="1028913"/>
                     </a:xfrm>
                     <a:prstGeom prst="rect">
                       <a:avLst/>
@@ -1678,6 +2516,36 @@
     <w:p>
       <w:pPr>
         <w:spacing w:after="0" w:line="240" w:lineRule="auto"/>
+        <w:jc w:val="center"/>
+        <w:rPr>
+          <w:rFonts w:ascii="Times New Roman" w:hAnsi="Times New Roman" w:cs="Times New Roman"/>
+          <w:sz w:val="26"/>
+          <w:szCs w:val="26"/>
+        </w:rPr>
+      </w:pPr>
+      <w:r>
+        <w:rPr>
+          <w:rFonts w:ascii="Times New Roman" w:hAnsi="Times New Roman" w:cs="Times New Roman"/>
+          <w:sz w:val="26"/>
+          <w:szCs w:val="26"/>
+        </w:rPr>
+        <w:t>Рисунок А.4 – Скриншот опции выбора траектории программы</w:t>
+      </w:r>
+    </w:p>
+    <w:p>
+      <w:pPr>
+        <w:spacing w:after="0" w:line="240" w:lineRule="auto"/>
+        <w:jc w:val="center"/>
+        <w:rPr>
+          <w:rFonts w:ascii="Times New Roman" w:hAnsi="Times New Roman" w:cs="Times New Roman"/>
+          <w:sz w:val="26"/>
+          <w:szCs w:val="26"/>
+        </w:rPr>
+      </w:pPr>
+    </w:p>
+    <w:p>
+      <w:pPr>
+        <w:spacing w:after="0" w:line="240" w:lineRule="auto"/>
         <w:rPr>
           <w:rFonts w:ascii="Times New Roman" w:hAnsi="Times New Roman" w:cs="Times New Roman"/>
           <w:sz w:val="26"/>
@@ -1692,50 +2560,160 @@
         </w:rPr>
         <w:t>Введите с клавиатуры номер выбранной траектории (1,2 или 3)</w:t>
       </w:r>
-    </w:p>
-    <w:p>
-      <w:pPr>
-        <w:pStyle w:val="ab"/>
-        <w:numPr>
-          <w:ilvl w:val="0"/>
-          <w:numId w:val="7"/>
-        </w:numPr>
-        <w:spacing w:after="0" w:line="240" w:lineRule="auto"/>
-        <w:rPr>
-          <w:rFonts w:ascii="Times New Roman" w:hAnsi="Times New Roman" w:cs="Times New Roman"/>
-          <w:sz w:val="26"/>
-          <w:szCs w:val="26"/>
-        </w:rPr>
-      </w:pPr>
-      <w:r>
-        <w:rPr>
-          <w:rFonts w:ascii="Times New Roman" w:hAnsi="Times New Roman" w:cs="Times New Roman"/>
-          <w:sz w:val="26"/>
-          <w:szCs w:val="26"/>
-        </w:rPr>
-        <w:t>Введите параметры траектории</w:t>
-      </w:r>
-    </w:p>
-    <w:p>
-      <w:pPr>
-        <w:spacing w:after="0" w:line="240" w:lineRule="auto"/>
-        <w:rPr>
-          <w:rFonts w:ascii="Times New Roman" w:hAnsi="Times New Roman" w:cs="Times New Roman"/>
-          <w:sz w:val="26"/>
-          <w:szCs w:val="26"/>
-        </w:rPr>
-      </w:pPr>
-      <w:r>
-        <w:rPr>
-          <w:rFonts w:ascii="Times New Roman" w:hAnsi="Times New Roman" w:cs="Times New Roman"/>
-          <w:sz w:val="26"/>
-          <w:szCs w:val="26"/>
-        </w:rPr>
+      <w:r>
+        <w:rPr>
+          <w:rFonts w:ascii="Times New Roman" w:hAnsi="Times New Roman" w:cs="Times New Roman"/>
+          <w:sz w:val="26"/>
+          <w:szCs w:val="26"/>
+        </w:rPr>
+        <w:t xml:space="preserve">. После ввода появится введение параметров траектории. </w:t>
+      </w:r>
+      <w:r>
+        <w:rPr>
+          <w:rFonts w:ascii="Times New Roman" w:hAnsi="Times New Roman" w:cs="Times New Roman"/>
+          <w:sz w:val="26"/>
+          <w:szCs w:val="26"/>
+        </w:rPr>
+        <w:t xml:space="preserve">Введите с клавиатуры параметры для выбранной траектории. Если пользователь оставит поле ввода пустым будут использованы значения по умолчанию. </w:t>
+      </w:r>
+    </w:p>
+    <w:p>
+      <w:pPr>
+        <w:spacing w:after="0" w:line="240" w:lineRule="auto"/>
+        <w:rPr>
+          <w:rFonts w:ascii="Times New Roman" w:hAnsi="Times New Roman" w:cs="Times New Roman"/>
+          <w:sz w:val="26"/>
+          <w:szCs w:val="26"/>
+        </w:rPr>
+      </w:pPr>
+      <w:r>
+        <w:rPr>
+          <w:rFonts w:ascii="Times New Roman" w:hAnsi="Times New Roman" w:cs="Times New Roman"/>
+          <w:sz w:val="26"/>
+          <w:szCs w:val="26"/>
+        </w:rPr>
+        <w:t>Радиус круга не может быть меньше 0.5 м, а длина сторону не меньше 1 м.</w:t>
+      </w:r>
+    </w:p>
+    <w:p>
+      <w:pPr>
+        <w:spacing w:after="0" w:line="240" w:lineRule="auto"/>
+        <w:rPr>
+          <w:rFonts w:ascii="Times New Roman" w:hAnsi="Times New Roman" w:cs="Times New Roman"/>
+          <w:sz w:val="26"/>
+          <w:szCs w:val="26"/>
+        </w:rPr>
+      </w:pPr>
+    </w:p>
+    <w:p>
+      <w:pPr>
+        <w:spacing w:after="0" w:line="240" w:lineRule="auto"/>
+        <w:rPr>
+          <w:rFonts w:ascii="Times New Roman" w:hAnsi="Times New Roman" w:cs="Times New Roman"/>
+          <w:b/>
+          <w:bCs/>
+          <w:sz w:val="26"/>
+          <w:szCs w:val="26"/>
+        </w:rPr>
+      </w:pPr>
+      <w:r>
+        <w:rPr>
+          <w:rFonts w:ascii="Times New Roman" w:hAnsi="Times New Roman" w:cs="Times New Roman"/>
+          <w:b/>
+          <w:bCs/>
+          <w:sz w:val="26"/>
+          <w:szCs w:val="26"/>
+        </w:rPr>
+        <w:t>Выполнение миссии</w:t>
+      </w:r>
+    </w:p>
+    <w:p>
+      <w:pPr>
+        <w:spacing w:after="0" w:line="240" w:lineRule="auto"/>
+        <w:rPr>
+          <w:rFonts w:ascii="Times New Roman" w:hAnsi="Times New Roman" w:cs="Times New Roman"/>
+          <w:b/>
+          <w:bCs/>
+          <w:sz w:val="26"/>
+          <w:szCs w:val="26"/>
+        </w:rPr>
+      </w:pPr>
+    </w:p>
+    <w:p>
+      <w:pPr>
+        <w:spacing w:after="0" w:line="240" w:lineRule="auto"/>
+        <w:rPr>
+          <w:rFonts w:ascii="Times New Roman" w:hAnsi="Times New Roman" w:cs="Times New Roman"/>
+          <w:sz w:val="26"/>
+          <w:szCs w:val="26"/>
+        </w:rPr>
+      </w:pPr>
+      <w:r>
+        <w:rPr>
+          <w:rFonts w:ascii="Times New Roman" w:hAnsi="Times New Roman" w:cs="Times New Roman"/>
+          <w:sz w:val="26"/>
+          <w:szCs w:val="26"/>
+        </w:rPr>
+        <w:t>После ввода параметров программа автоматически выполняет погружение, стабилизацию курса, движение по траектории и логирование данных.</w:t>
+      </w:r>
+    </w:p>
+    <w:p>
+      <w:pPr>
+        <w:spacing w:after="0" w:line="240" w:lineRule="auto"/>
+        <w:rPr>
+          <w:rFonts w:ascii="Times New Roman" w:hAnsi="Times New Roman" w:cs="Times New Roman"/>
+          <w:sz w:val="26"/>
+          <w:szCs w:val="26"/>
+        </w:rPr>
+      </w:pPr>
+      <w:r>
+        <w:rPr>
+          <w:rFonts w:ascii="Times New Roman" w:hAnsi="Times New Roman" w:cs="Times New Roman"/>
+          <w:sz w:val="26"/>
+          <w:szCs w:val="26"/>
+        </w:rPr>
+        <w:t>В консоли в процессе выполнения миссии будет отображаться строка телеметрии</w:t>
+      </w:r>
+      <w:r>
+        <w:rPr>
+          <w:rFonts w:ascii="Times New Roman" w:hAnsi="Times New Roman" w:cs="Times New Roman"/>
+          <w:sz w:val="26"/>
+          <w:szCs w:val="26"/>
+        </w:rPr>
+        <w:t>, представленная на рисунке А.5</w:t>
+      </w:r>
+      <w:r>
+        <w:rPr>
+          <w:rFonts w:ascii="Times New Roman" w:hAnsi="Times New Roman" w:cs="Times New Roman"/>
+          <w:sz w:val="26"/>
+          <w:szCs w:val="26"/>
+        </w:rPr>
+        <w:t>:</w:t>
+      </w:r>
+    </w:p>
+    <w:p>
+      <w:pPr>
+        <w:spacing w:after="0" w:line="240" w:lineRule="auto"/>
+        <w:jc w:val="center"/>
+        <w:rPr>
+          <w:rFonts w:ascii="Times New Roman" w:hAnsi="Times New Roman" w:cs="Times New Roman"/>
+          <w:sz w:val="26"/>
+          <w:szCs w:val="26"/>
+        </w:rPr>
+      </w:pPr>
+      <w:r>
+        <w:rPr>
+          <w:rFonts w:ascii="Times New Roman" w:hAnsi="Times New Roman" w:cs="Times New Roman"/>
+          <w:noProof/>
+          <w:sz w:val="26"/>
+          <w:szCs w:val="26"/>
+        </w:rPr>
+        <w:lastRenderedPageBreak/>
         <w:drawing>
-          <wp:inline distT="0" distB="0" distL="0" distR="0" wp14:anchorId="2FEAFBCE" wp14:editId="64CAC79B">
-            <wp:extent cx="4020111" cy="847843"/>
-            <wp:effectExtent l="0" t="0" r="0" b="9525"/>
-            <wp:docPr id="2132652323" name="Рисунок 1"/>
+          <wp:inline distT="0" distB="0" distL="0" distR="0" wp14:anchorId="6DD0BEBE" wp14:editId="337CED26">
+            <wp:extent cx="6097905" cy="411480"/>
+            <wp:effectExtent l="0" t="0" r="0" b="7620"/>
+            <wp:docPr id="630943043" name="Рисунок 1"/>
             <wp:cNvGraphicFramePr>
               <a:graphicFrameLocks xmlns:a="http://schemas.openxmlformats.org/drawingml/2006/main" noChangeAspect="1"/>
             </wp:cNvGraphicFramePr>
@@ -1743,23 +2721,32 @@
               <a:graphicData uri="http://schemas.openxmlformats.org/drawingml/2006/picture">
                 <pic:pic xmlns:pic="http://schemas.openxmlformats.org/drawingml/2006/picture">
                   <pic:nvPicPr>
-                    <pic:cNvPr id="2132652323" name=""/>
+                    <pic:cNvPr id="630943043" name=""/>
                     <pic:cNvPicPr/>
                   </pic:nvPicPr>
-                  <pic:blipFill>
-                    <a:blip r:embed="rId9"/>
+                  <pic:blipFill rotWithShape="1">
+                    <a:blip r:embed="rId13"/>
+                    <a:srcRect l="373" b="4425"/>
                     <a:stretch>
                       <a:fillRect/>
                     </a:stretch>
                   </pic:blipFill>
-                  <pic:spPr>
+                  <pic:spPr bwMode="auto">
                     <a:xfrm>
                       <a:off x="0" y="0"/>
-                      <a:ext cx="4020111" cy="847843"/>
+                      <a:ext cx="6097905" cy="411480"/>
                     </a:xfrm>
                     <a:prstGeom prst="rect">
                       <a:avLst/>
                     </a:prstGeom>
+                    <a:ln>
+                      <a:noFill/>
+                    </a:ln>
+                    <a:extLst>
+                      <a:ext uri="{53640926-AAD7-44D8-BBD7-CCE9431645EC}">
+                        <a14:shadowObscured xmlns:a14="http://schemas.microsoft.com/office/drawing/2010/main"/>
+                      </a:ext>
+                    </a:extLst>
                   </pic:spPr>
                 </pic:pic>
               </a:graphicData>
@@ -1771,213 +2758,71 @@
     <w:p>
       <w:pPr>
         <w:spacing w:after="0" w:line="240" w:lineRule="auto"/>
-        <w:rPr>
-          <w:rFonts w:ascii="Times New Roman" w:hAnsi="Times New Roman" w:cs="Times New Roman"/>
-          <w:sz w:val="26"/>
-          <w:szCs w:val="26"/>
-        </w:rPr>
-      </w:pPr>
-      <w:r>
-        <w:rPr>
-          <w:rFonts w:ascii="Times New Roman" w:hAnsi="Times New Roman" w:cs="Times New Roman"/>
-          <w:sz w:val="26"/>
-          <w:szCs w:val="26"/>
-        </w:rPr>
-        <w:t xml:space="preserve">Введите с клавиатуры параметры для выбранной траектории. </w:t>
-      </w:r>
-    </w:p>
-    <w:p>
-      <w:pPr>
-        <w:spacing w:after="0" w:line="240" w:lineRule="auto"/>
-        <w:rPr>
-          <w:rFonts w:ascii="Times New Roman" w:hAnsi="Times New Roman" w:cs="Times New Roman"/>
-          <w:sz w:val="26"/>
-          <w:szCs w:val="26"/>
-        </w:rPr>
-      </w:pPr>
-      <w:r>
-        <w:rPr>
-          <w:rFonts w:ascii="Times New Roman" w:hAnsi="Times New Roman" w:cs="Times New Roman"/>
-          <w:sz w:val="26"/>
-          <w:szCs w:val="26"/>
-        </w:rPr>
-        <w:t xml:space="preserve">Если пользователь оставит поле ввода пустым будут использованы значения по умолчанию. </w:t>
-      </w:r>
-    </w:p>
-    <w:p>
-      <w:pPr>
-        <w:spacing w:after="0" w:line="240" w:lineRule="auto"/>
-        <w:rPr>
-          <w:rFonts w:ascii="Times New Roman" w:hAnsi="Times New Roman" w:cs="Times New Roman"/>
-          <w:sz w:val="26"/>
-          <w:szCs w:val="26"/>
-        </w:rPr>
-      </w:pPr>
-      <w:r>
-        <w:rPr>
-          <w:rFonts w:ascii="Times New Roman" w:hAnsi="Times New Roman" w:cs="Times New Roman"/>
-          <w:sz w:val="26"/>
-          <w:szCs w:val="26"/>
-        </w:rPr>
-        <w:t>Радиус круга не может быть меньше 0.5 м, а длина сторону не меньше 1 м.</w:t>
-      </w:r>
-    </w:p>
-    <w:p>
-      <w:pPr>
-        <w:pStyle w:val="ab"/>
-        <w:numPr>
-          <w:ilvl w:val="0"/>
-          <w:numId w:val="7"/>
-        </w:numPr>
-        <w:spacing w:after="0" w:line="240" w:lineRule="auto"/>
-        <w:rPr>
-          <w:rFonts w:ascii="Times New Roman" w:hAnsi="Times New Roman" w:cs="Times New Roman"/>
-          <w:sz w:val="26"/>
-          <w:szCs w:val="26"/>
-        </w:rPr>
-      </w:pPr>
-      <w:r>
-        <w:rPr>
-          <w:rFonts w:ascii="Times New Roman" w:hAnsi="Times New Roman" w:cs="Times New Roman"/>
-          <w:sz w:val="26"/>
-          <w:szCs w:val="26"/>
-        </w:rPr>
-        <w:t>Выполнение миссии</w:t>
-      </w:r>
-    </w:p>
-    <w:p>
-      <w:pPr>
-        <w:spacing w:after="0" w:line="240" w:lineRule="auto"/>
-        <w:rPr>
-          <w:rFonts w:ascii="Times New Roman" w:hAnsi="Times New Roman" w:cs="Times New Roman"/>
-          <w:sz w:val="26"/>
-          <w:szCs w:val="26"/>
-        </w:rPr>
-      </w:pPr>
-      <w:r>
-        <w:rPr>
-          <w:rFonts w:ascii="Times New Roman" w:hAnsi="Times New Roman" w:cs="Times New Roman"/>
-          <w:sz w:val="26"/>
-          <w:szCs w:val="26"/>
-        </w:rPr>
-        <w:t>После ввода параметров программа автоматически выполняет погружение, стабилизацию курса, движение по траектории и логирование данных.</w:t>
-      </w:r>
-    </w:p>
-    <w:p>
-      <w:pPr>
-        <w:spacing w:after="0" w:line="240" w:lineRule="auto"/>
-        <w:rPr>
-          <w:rFonts w:ascii="Times New Roman" w:hAnsi="Times New Roman" w:cs="Times New Roman"/>
-          <w:sz w:val="26"/>
-          <w:szCs w:val="26"/>
-        </w:rPr>
-      </w:pPr>
-      <w:r>
-        <w:rPr>
-          <w:rFonts w:ascii="Times New Roman" w:hAnsi="Times New Roman" w:cs="Times New Roman"/>
-          <w:sz w:val="26"/>
-          <w:szCs w:val="26"/>
-        </w:rPr>
-        <w:t>В консоли в процессе выполнения миссии будет отображаться строка телеметрии</w:t>
-      </w:r>
-      <w:r>
-        <w:rPr>
-          <w:rFonts w:ascii="Times New Roman" w:hAnsi="Times New Roman" w:cs="Times New Roman"/>
-          <w:sz w:val="26"/>
-          <w:szCs w:val="26"/>
-        </w:rPr>
-        <w:t>:</w:t>
-      </w:r>
-    </w:p>
-    <w:p>
-      <w:pPr>
-        <w:spacing w:after="0" w:line="240" w:lineRule="auto"/>
-        <w:rPr>
-          <w:rFonts w:ascii="Times New Roman" w:hAnsi="Times New Roman" w:cs="Times New Roman"/>
-          <w:sz w:val="26"/>
-          <w:szCs w:val="26"/>
-        </w:rPr>
-      </w:pPr>
-      <w:r>
-        <w:rPr>
-          <w:rFonts w:ascii="Times New Roman" w:hAnsi="Times New Roman" w:cs="Times New Roman"/>
-          <w:sz w:val="26"/>
-          <w:szCs w:val="26"/>
-        </w:rPr>
-        <w:t xml:space="preserve"> </w:t>
-      </w:r>
-      <w:r>
-        <w:rPr>
-          <w:rFonts w:ascii="Times New Roman" w:hAnsi="Times New Roman" w:cs="Times New Roman"/>
-          <w:sz w:val="26"/>
-          <w:szCs w:val="26"/>
-        </w:rPr>
-        <w:drawing>
-          <wp:inline distT="0" distB="0" distL="0" distR="0" wp14:anchorId="37BEC33C" wp14:editId="1802E871">
-            <wp:extent cx="6120765" cy="410210"/>
-            <wp:effectExtent l="0" t="0" r="0" b="8890"/>
-            <wp:docPr id="1010353961" name="Рисунок 1"/>
-            <wp:cNvGraphicFramePr>
-              <a:graphicFrameLocks xmlns:a="http://schemas.openxmlformats.org/drawingml/2006/main" noChangeAspect="1"/>
-            </wp:cNvGraphicFramePr>
-            <a:graphic xmlns:a="http://schemas.openxmlformats.org/drawingml/2006/main">
-              <a:graphicData uri="http://schemas.openxmlformats.org/drawingml/2006/picture">
-                <pic:pic xmlns:pic="http://schemas.openxmlformats.org/drawingml/2006/picture">
-                  <pic:nvPicPr>
-                    <pic:cNvPr id="1010353961" name=""/>
-                    <pic:cNvPicPr/>
-                  </pic:nvPicPr>
-                  <pic:blipFill>
-                    <a:blip r:embed="rId10"/>
-                    <a:stretch>
-                      <a:fillRect/>
-                    </a:stretch>
-                  </pic:blipFill>
-                  <pic:spPr>
-                    <a:xfrm>
-                      <a:off x="0" y="0"/>
-                      <a:ext cx="6120765" cy="410210"/>
-                    </a:xfrm>
-                    <a:prstGeom prst="rect">
-                      <a:avLst/>
-                    </a:prstGeom>
-                  </pic:spPr>
-                </pic:pic>
-              </a:graphicData>
-            </a:graphic>
-          </wp:inline>
-        </w:drawing>
-      </w:r>
-    </w:p>
-    <w:p>
-      <w:pPr>
-        <w:pStyle w:val="ab"/>
-        <w:numPr>
-          <w:ilvl w:val="0"/>
-          <w:numId w:val="7"/>
-        </w:numPr>
-        <w:spacing w:after="0" w:line="240" w:lineRule="auto"/>
-        <w:rPr>
-          <w:rFonts w:ascii="Times New Roman" w:hAnsi="Times New Roman" w:cs="Times New Roman"/>
-          <w:sz w:val="26"/>
-          <w:szCs w:val="26"/>
-        </w:rPr>
-      </w:pPr>
-      <w:r>
-        <w:rPr>
-          <w:rFonts w:ascii="Times New Roman" w:hAnsi="Times New Roman" w:cs="Times New Roman"/>
-          <w:sz w:val="26"/>
-          <w:szCs w:val="26"/>
-        </w:rPr>
-        <w:t>Выбор пункта «2» в главном меню отображает подробную инструкцию по использованию программы, включающую</w:t>
-      </w:r>
-      <w:r>
-        <w:rPr>
-          <w:rFonts w:ascii="Times New Roman" w:hAnsi="Times New Roman" w:cs="Times New Roman"/>
-          <w:sz w:val="26"/>
-          <w:szCs w:val="26"/>
-        </w:rPr>
-        <w:t>:</w:t>
+        <w:jc w:val="center"/>
+        <w:rPr>
+          <w:rFonts w:ascii="Times New Roman" w:hAnsi="Times New Roman" w:cs="Times New Roman"/>
+          <w:sz w:val="26"/>
+          <w:szCs w:val="26"/>
+        </w:rPr>
+      </w:pPr>
+      <w:r>
+        <w:rPr>
+          <w:rFonts w:ascii="Times New Roman" w:hAnsi="Times New Roman" w:cs="Times New Roman"/>
+          <w:sz w:val="26"/>
+          <w:szCs w:val="26"/>
+        </w:rPr>
+        <w:t>Рисунок А.5 – Скриншот строки телеметрии в консоли</w:t>
+      </w:r>
+    </w:p>
+    <w:p>
+      <w:pPr>
+        <w:spacing w:after="0" w:line="240" w:lineRule="auto"/>
+        <w:jc w:val="center"/>
+        <w:rPr>
+          <w:rFonts w:ascii="Times New Roman" w:hAnsi="Times New Roman" w:cs="Times New Roman"/>
+          <w:sz w:val="26"/>
+          <w:szCs w:val="26"/>
+        </w:rPr>
+      </w:pPr>
+    </w:p>
+    <w:p>
+      <w:pPr>
+        <w:spacing w:after="0" w:line="240" w:lineRule="auto"/>
+        <w:rPr>
+          <w:rFonts w:ascii="Times New Roman" w:hAnsi="Times New Roman" w:cs="Times New Roman"/>
+          <w:b/>
+          <w:bCs/>
+          <w:sz w:val="26"/>
+          <w:szCs w:val="26"/>
+        </w:rPr>
+      </w:pPr>
+      <w:r>
+        <w:rPr>
+          <w:rFonts w:ascii="Times New Roman" w:hAnsi="Times New Roman" w:cs="Times New Roman"/>
+          <w:b/>
+          <w:bCs/>
+          <w:sz w:val="26"/>
+          <w:szCs w:val="26"/>
+        </w:rPr>
+        <w:t>Инструкция по использованию</w:t>
+      </w:r>
+    </w:p>
+    <w:p>
+      <w:pPr>
+        <w:spacing w:after="0" w:line="240" w:lineRule="auto"/>
+        <w:rPr>
+          <w:rFonts w:ascii="Times New Roman" w:hAnsi="Times New Roman" w:cs="Times New Roman"/>
+          <w:sz w:val="26"/>
+          <w:szCs w:val="26"/>
+        </w:rPr>
+      </w:pPr>
+      <w:r>
+        <w:rPr>
+          <w:rFonts w:ascii="Times New Roman" w:hAnsi="Times New Roman" w:cs="Times New Roman"/>
+          <w:sz w:val="26"/>
+          <w:szCs w:val="26"/>
+        </w:rPr>
+        <w:t>Выбор пункта «2» в главном меню отображает подробную инструкцию по использованию программы, включающую:</w:t>
       </w:r>
     </w:p>
     <w:p>
@@ -2108,7 +2953,7 @@
     </w:p>
     <w:p>
       <w:pPr>
-        <w:spacing w:after="0" w:line="240" w:lineRule="auto"/>
+        <w:spacing w:after="780" w:line="240" w:lineRule="auto"/>
         <w:rPr>
           <w:rFonts w:ascii="Times New Roman" w:hAnsi="Times New Roman" w:cs="Times New Roman"/>
           <w:b/>
@@ -2126,7 +2971,7 @@
           <w:sz w:val="26"/>
           <w:szCs w:val="26"/>
         </w:rPr>
-        <w:t>4. Настройка параметров</w:t>
+        <w:t xml:space="preserve">4. </w:t>
       </w:r>
       <w:r>
         <w:rPr>
@@ -2136,28 +2981,16 @@
           <w:sz w:val="26"/>
           <w:szCs w:val="26"/>
         </w:rPr>
-        <w:t xml:space="preserve"> </w:t>
-      </w:r>
-      <w:r>
-        <w:rPr>
-          <w:rFonts w:ascii="Times New Roman" w:hAnsi="Times New Roman" w:cs="Times New Roman"/>
-          <w:b/>
-          <w:bCs/>
-          <w:sz w:val="26"/>
-          <w:szCs w:val="26"/>
-          <w:lang w:val="en-US"/>
-        </w:rPr>
-        <w:t>{#changableParameters}</w:t>
-      </w:r>
-    </w:p>
-    <w:p>
-      <w:pPr>
-        <w:spacing w:after="0" w:line="240" w:lineRule="auto"/>
-        <w:rPr>
-          <w:rFonts w:ascii="Times New Roman" w:hAnsi="Times New Roman" w:cs="Times New Roman"/>
-          <w:sz w:val="26"/>
-          <w:szCs w:val="26"/>
-          <w:lang w:val="en-US"/>
+        <w:t>НАСТРОЙКА ПАРАМЕТРОВ</w:t>
+      </w:r>
+    </w:p>
+    <w:p>
+      <w:pPr>
+        <w:spacing w:after="0" w:line="240" w:lineRule="auto"/>
+        <w:rPr>
+          <w:rFonts w:ascii="Times New Roman" w:hAnsi="Times New Roman" w:cs="Times New Roman"/>
+          <w:sz w:val="26"/>
+          <w:szCs w:val="26"/>
         </w:rPr>
       </w:pPr>
       <w:r>
@@ -2237,6 +3070,75 @@
         </w:rPr>
         <w:t>Движения</w:t>
       </w:r>
+      <w:r>
+        <w:rPr>
+          <w:rFonts w:ascii="Times New Roman" w:hAnsi="Times New Roman" w:cs="Times New Roman"/>
+          <w:sz w:val="26"/>
+          <w:szCs w:val="26"/>
+          <w:lang w:val="en-US"/>
+        </w:rPr>
+        <w:t xml:space="preserve"> – </w:t>
+      </w:r>
+      <w:proofErr w:type="spellStart"/>
+      <w:r>
+        <w:rPr>
+          <w:rFonts w:ascii="Times New Roman" w:hAnsi="Times New Roman" w:cs="Times New Roman"/>
+          <w:sz w:val="26"/>
+          <w:szCs w:val="26"/>
+          <w:lang w:val="en-US"/>
+        </w:rPr>
+        <w:t>baseSpeed</w:t>
+      </w:r>
+      <w:proofErr w:type="spellEnd"/>
+      <w:r>
+        <w:rPr>
+          <w:rFonts w:ascii="Times New Roman" w:hAnsi="Times New Roman" w:cs="Times New Roman"/>
+          <w:sz w:val="26"/>
+          <w:szCs w:val="26"/>
+          <w:lang w:val="en-US"/>
+        </w:rPr>
+        <w:t xml:space="preserve">, </w:t>
+      </w:r>
+      <w:proofErr w:type="spellStart"/>
+      <w:r>
+        <w:rPr>
+          <w:rFonts w:ascii="Times New Roman" w:hAnsi="Times New Roman" w:cs="Times New Roman"/>
+          <w:sz w:val="26"/>
+          <w:szCs w:val="26"/>
+          <w:lang w:val="en-US"/>
+        </w:rPr>
+        <w:t>depthTarget</w:t>
+      </w:r>
+      <w:proofErr w:type="spellEnd"/>
+      <w:r>
+        <w:rPr>
+          <w:rFonts w:ascii="Times New Roman" w:hAnsi="Times New Roman" w:cs="Times New Roman"/>
+          <w:sz w:val="26"/>
+          <w:szCs w:val="26"/>
+          <w:lang w:val="en-US"/>
+        </w:rPr>
+        <w:t xml:space="preserve">, </w:t>
+      </w:r>
+      <w:proofErr w:type="spellStart"/>
+      <w:r>
+        <w:rPr>
+          <w:rFonts w:ascii="Times New Roman" w:hAnsi="Times New Roman" w:cs="Times New Roman"/>
+          <w:sz w:val="26"/>
+          <w:szCs w:val="26"/>
+          <w:lang w:val="en-US"/>
+        </w:rPr>
+        <w:t>turnSpeed</w:t>
+      </w:r>
+      <w:proofErr w:type="spellEnd"/>
+      <w:r>
+        <w:rPr>
+          <w:rFonts w:ascii="Times New Roman" w:hAnsi="Times New Roman" w:cs="Times New Roman"/>
+          <w:sz w:val="26"/>
+          <w:szCs w:val="26"/>
+          <w:lang w:val="en-US"/>
+        </w:rPr>
+        <w:t>.</w:t>
+      </w:r>
     </w:p>
     <w:p>
       <w:pPr>
@@ -2261,6 +3163,95 @@
         </w:rPr>
         <w:t>Времени</w:t>
       </w:r>
+      <w:r>
+        <w:rPr>
+          <w:rFonts w:ascii="Times New Roman" w:hAnsi="Times New Roman" w:cs="Times New Roman"/>
+          <w:sz w:val="26"/>
+          <w:szCs w:val="26"/>
+          <w:lang w:val="en-US"/>
+        </w:rPr>
+        <w:t xml:space="preserve"> – </w:t>
+      </w:r>
+      <w:proofErr w:type="spellStart"/>
+      <w:r>
+        <w:rPr>
+          <w:rFonts w:ascii="Times New Roman" w:hAnsi="Times New Roman" w:cs="Times New Roman"/>
+          <w:sz w:val="26"/>
+          <w:szCs w:val="26"/>
+          <w:lang w:val="en-US"/>
+        </w:rPr>
+        <w:t>turnTimeout</w:t>
+      </w:r>
+      <w:proofErr w:type="spellEnd"/>
+      <w:r>
+        <w:rPr>
+          <w:rFonts w:ascii="Times New Roman" w:hAnsi="Times New Roman" w:cs="Times New Roman"/>
+          <w:sz w:val="26"/>
+          <w:szCs w:val="26"/>
+          <w:lang w:val="en-US"/>
+        </w:rPr>
+        <w:t xml:space="preserve">, </w:t>
+      </w:r>
+      <w:proofErr w:type="spellStart"/>
+      <w:r>
+        <w:rPr>
+          <w:rFonts w:ascii="Times New Roman" w:hAnsi="Times New Roman" w:cs="Times New Roman"/>
+          <w:sz w:val="26"/>
+          <w:szCs w:val="26"/>
+          <w:lang w:val="en-US"/>
+        </w:rPr>
+        <w:t>stabilizationTime</w:t>
+      </w:r>
+      <w:proofErr w:type="spellEnd"/>
+      <w:r>
+        <w:rPr>
+          <w:rFonts w:ascii="Times New Roman" w:hAnsi="Times New Roman" w:cs="Times New Roman"/>
+          <w:sz w:val="26"/>
+          <w:szCs w:val="26"/>
+          <w:lang w:val="en-US"/>
+        </w:rPr>
+        <w:t xml:space="preserve">, </w:t>
+      </w:r>
+      <w:proofErr w:type="spellStart"/>
+      <w:r>
+        <w:rPr>
+          <w:rFonts w:ascii="Times New Roman" w:hAnsi="Times New Roman" w:cs="Times New Roman"/>
+          <w:sz w:val="26"/>
+          <w:szCs w:val="26"/>
+          <w:lang w:val="en-US"/>
+        </w:rPr>
+        <w:t>fineStabilizationTime</w:t>
+      </w:r>
+      <w:proofErr w:type="spellEnd"/>
+      <w:r>
+        <w:rPr>
+          <w:rFonts w:ascii="Times New Roman" w:hAnsi="Times New Roman" w:cs="Times New Roman"/>
+          <w:sz w:val="26"/>
+          <w:szCs w:val="26"/>
+          <w:lang w:val="en-US"/>
+        </w:rPr>
+        <w:t xml:space="preserve">, </w:t>
+      </w:r>
+      <w:proofErr w:type="spellStart"/>
+      <w:r>
+        <w:rPr>
+          <w:rFonts w:ascii="Times New Roman" w:hAnsi="Times New Roman" w:cs="Times New Roman"/>
+          <w:sz w:val="26"/>
+          <w:szCs w:val="26"/>
+          <w:lang w:val="en-US"/>
+        </w:rPr>
+        <w:t>stableCheckDuration</w:t>
+      </w:r>
+      <w:proofErr w:type="spellEnd"/>
+      <w:r>
+        <w:rPr>
+          <w:rFonts w:ascii="Times New Roman" w:hAnsi="Times New Roman" w:cs="Times New Roman"/>
+          <w:sz w:val="26"/>
+          <w:szCs w:val="26"/>
+          <w:lang w:val="en-US"/>
+        </w:rPr>
+        <w:t>.</w:t>
+      </w:r>
     </w:p>
     <w:p>
       <w:pPr>
@@ -2285,50 +3276,96 @@
         </w:rPr>
         <w:t>Траекторий</w:t>
       </w:r>
-    </w:p>
-    <w:p>
-      <w:pPr>
-        <w:pStyle w:val="ab"/>
-        <w:numPr>
-          <w:ilvl w:val="0"/>
-          <w:numId w:val="10"/>
-        </w:numPr>
-        <w:spacing w:after="0" w:line="240" w:lineRule="auto"/>
-        <w:rPr>
-          <w:rFonts w:ascii="Times New Roman" w:hAnsi="Times New Roman" w:cs="Times New Roman"/>
-          <w:sz w:val="26"/>
-          <w:szCs w:val="26"/>
-          <w:lang w:val="en-US"/>
-        </w:rPr>
-      </w:pPr>
-      <w:r>
-        <w:rPr>
-          <w:rFonts w:ascii="Times New Roman" w:hAnsi="Times New Roman" w:cs="Times New Roman"/>
-          <w:sz w:val="26"/>
-          <w:szCs w:val="26"/>
-        </w:rPr>
-        <w:t>Регуляторов</w:t>
-      </w:r>
-    </w:p>
-    <w:p>
-      <w:pPr>
-        <w:spacing w:after="0" w:line="240" w:lineRule="auto"/>
-        <w:rPr>
-          <w:rFonts w:ascii="Times New Roman" w:hAnsi="Times New Roman" w:cs="Times New Roman"/>
-          <w:sz w:val="26"/>
-          <w:szCs w:val="26"/>
-        </w:rPr>
-      </w:pPr>
-    </w:p>
-    <w:p>
-      <w:pPr>
-        <w:spacing w:after="0" w:line="240" w:lineRule="auto"/>
+      <w:r>
+        <w:rPr>
+          <w:rFonts w:ascii="Times New Roman" w:hAnsi="Times New Roman" w:cs="Times New Roman"/>
+          <w:sz w:val="26"/>
+          <w:szCs w:val="26"/>
+          <w:lang w:val="en-US"/>
+        </w:rPr>
+        <w:t xml:space="preserve"> – </w:t>
+      </w:r>
+      <w:proofErr w:type="spellStart"/>
+      <w:r>
+        <w:rPr>
+          <w:rFonts w:ascii="Times New Roman" w:hAnsi="Times New Roman" w:cs="Times New Roman"/>
+          <w:sz w:val="26"/>
+          <w:szCs w:val="26"/>
+          <w:lang w:val="en-US"/>
+        </w:rPr>
+        <w:t>circleRadius</w:t>
+      </w:r>
+      <w:proofErr w:type="spellEnd"/>
+      <w:r>
+        <w:rPr>
+          <w:rFonts w:ascii="Times New Roman" w:hAnsi="Times New Roman" w:cs="Times New Roman"/>
+          <w:sz w:val="26"/>
+          <w:szCs w:val="26"/>
+          <w:lang w:val="en-US"/>
+        </w:rPr>
+        <w:t xml:space="preserve">, </w:t>
+      </w:r>
+      <w:proofErr w:type="spellStart"/>
+      <w:r>
+        <w:rPr>
+          <w:rFonts w:ascii="Times New Roman" w:hAnsi="Times New Roman" w:cs="Times New Roman"/>
+          <w:sz w:val="26"/>
+          <w:szCs w:val="26"/>
+          <w:lang w:val="en-US"/>
+        </w:rPr>
+        <w:t>squareSude</w:t>
+      </w:r>
+      <w:proofErr w:type="spellEnd"/>
+      <w:r>
+        <w:rPr>
+          <w:rFonts w:ascii="Times New Roman" w:hAnsi="Times New Roman" w:cs="Times New Roman"/>
+          <w:sz w:val="26"/>
+          <w:szCs w:val="26"/>
+          <w:lang w:val="en-US"/>
+        </w:rPr>
+        <w:t xml:space="preserve">, </w:t>
+      </w:r>
+      <w:proofErr w:type="spellStart"/>
+      <w:r>
+        <w:rPr>
+          <w:rFonts w:ascii="Times New Roman" w:hAnsi="Times New Roman" w:cs="Times New Roman"/>
+          <w:sz w:val="26"/>
+          <w:szCs w:val="26"/>
+          <w:lang w:val="en-US"/>
+        </w:rPr>
+        <w:t>triangleSide</w:t>
+      </w:r>
+      <w:proofErr w:type="spellEnd"/>
+      <w:r>
+        <w:rPr>
+          <w:rFonts w:ascii="Times New Roman" w:hAnsi="Times New Roman" w:cs="Times New Roman"/>
+          <w:sz w:val="26"/>
+          <w:szCs w:val="26"/>
+          <w:lang w:val="en-US"/>
+        </w:rPr>
+        <w:t>, cycles</w:t>
+      </w:r>
+    </w:p>
+    <w:p>
+      <w:pPr>
+        <w:spacing w:after="0" w:line="240" w:lineRule="auto"/>
+        <w:rPr>
+          <w:rFonts w:ascii="Times New Roman" w:hAnsi="Times New Roman" w:cs="Times New Roman"/>
+          <w:sz w:val="26"/>
+          <w:szCs w:val="26"/>
+        </w:rPr>
+      </w:pPr>
+    </w:p>
+    <w:p>
+      <w:pPr>
+        <w:spacing w:after="780" w:line="240" w:lineRule="auto"/>
         <w:rPr>
           <w:rFonts w:ascii="Times New Roman" w:hAnsi="Times New Roman" w:cs="Times New Roman"/>
           <w:b/>
           <w:bCs/>
           <w:sz w:val="26"/>
           <w:szCs w:val="26"/>
+          <w:lang w:val="en-US"/>
         </w:rPr>
       </w:pPr>
       <w:r>
@@ -2339,7 +3376,7 @@
           <w:sz w:val="26"/>
           <w:szCs w:val="26"/>
         </w:rPr>
-        <w:t>5. Логирование данных {#</w:t>
+        <w:t xml:space="preserve">5. </w:t>
       </w:r>
       <w:r>
         <w:rPr>
@@ -2348,19 +3385,8 @@
           <w:bCs/>
           <w:sz w:val="26"/>
           <w:szCs w:val="26"/>
-          <w:lang w:val="en-US"/>
-        </w:rPr>
-        <w:t>Logdata</w:t>
-      </w:r>
-      <w:r>
-        <w:rPr>
-          <w:rFonts w:ascii="Times New Roman" w:hAnsi="Times New Roman" w:cs="Times New Roman"/>
-          <w:b/>
-          <w:bCs/>
-          <w:sz w:val="26"/>
-          <w:szCs w:val="26"/>
-        </w:rPr>
-        <w:t>}</w:t>
+        </w:rPr>
+        <w:t>ЛОГИРОВАНИЕ ДАННЫХ</w:t>
       </w:r>
     </w:p>
     <w:p>
@@ -2591,7 +3617,6 @@
           <w:rFonts w:ascii="Times New Roman" w:hAnsi="Times New Roman" w:cs="Times New Roman"/>
           <w:sz w:val="26"/>
           <w:szCs w:val="26"/>
-          <w:lang w:val="en-US"/>
         </w:rPr>
       </w:pPr>
       <w:r>
@@ -2719,7 +3744,6 @@
           <w:sz w:val="26"/>
           <w:szCs w:val="26"/>
         </w:rPr>
-        <w:lastRenderedPageBreak/>
         <w:t>Абсолютное время системы</w:t>
       </w:r>
     </w:p>
@@ -2982,11 +4006,20 @@
         <w:spacing w:after="0" w:line="240" w:lineRule="auto"/>
         <w:rPr>
           <w:rFonts w:ascii="Times New Roman" w:hAnsi="Times New Roman" w:cs="Times New Roman"/>
+          <w:sz w:val="26"/>
+          <w:szCs w:val="26"/>
+        </w:rPr>
+      </w:pPr>
+    </w:p>
+    <w:p>
+      <w:pPr>
+        <w:spacing w:after="0" w:line="240" w:lineRule="auto"/>
+        <w:rPr>
+          <w:rFonts w:ascii="Times New Roman" w:hAnsi="Times New Roman" w:cs="Times New Roman"/>
           <w:b/>
           <w:bCs/>
           <w:sz w:val="26"/>
           <w:szCs w:val="26"/>
-          <w:lang w:val="en-US"/>
         </w:rPr>
       </w:pPr>
       <w:r>
@@ -2997,7 +4030,8 @@
           <w:sz w:val="26"/>
           <w:szCs w:val="26"/>
         </w:rPr>
-        <w:t xml:space="preserve">6. Устранение неполадок </w:t>
+        <w:lastRenderedPageBreak/>
+        <w:t xml:space="preserve">6. </w:t>
       </w:r>
       <w:r>
         <w:rPr>
@@ -3006,19 +4040,17 @@
           <w:bCs/>
           <w:sz w:val="26"/>
           <w:szCs w:val="26"/>
-          <w:lang w:val="en-US"/>
-        </w:rPr>
-        <w:t>{#troublefix}</w:t>
-      </w:r>
-    </w:p>
-    <w:p>
-      <w:pPr>
-        <w:spacing w:after="0" w:line="240" w:lineRule="auto"/>
-        <w:rPr>
-          <w:rFonts w:ascii="Times New Roman" w:hAnsi="Times New Roman" w:cs="Times New Roman"/>
-          <w:sz w:val="26"/>
-          <w:szCs w:val="26"/>
-          <w:lang w:val="en-US"/>
+        </w:rPr>
+        <w:t>УСТРАНЕНИЕ НЕПОЛАДОК</w:t>
+      </w:r>
+    </w:p>
+    <w:p>
+      <w:pPr>
+        <w:spacing w:after="0" w:line="240" w:lineRule="auto"/>
+        <w:rPr>
+          <w:rFonts w:ascii="Times New Roman" w:hAnsi="Times New Roman" w:cs="Times New Roman"/>
+          <w:sz w:val="26"/>
+          <w:szCs w:val="26"/>
         </w:rPr>
       </w:pPr>
     </w:p>
@@ -3046,7 +4078,32 @@
           <w:szCs w:val="26"/>
           <w:lang w:val="en-US"/>
         </w:rPr>
-        <w:t xml:space="preserve">MUR IDE </w:t>
+        <w:t>MUR</w:t>
+      </w:r>
+      <w:r>
+        <w:rPr>
+          <w:rFonts w:ascii="Times New Roman" w:hAnsi="Times New Roman" w:cs="Times New Roman"/>
+          <w:sz w:val="26"/>
+          <w:szCs w:val="26"/>
+        </w:rPr>
+        <w:t xml:space="preserve"> </w:t>
+      </w:r>
+      <w:r>
+        <w:rPr>
+          <w:rFonts w:ascii="Times New Roman" w:hAnsi="Times New Roman" w:cs="Times New Roman"/>
+          <w:sz w:val="26"/>
+          <w:szCs w:val="26"/>
+          <w:lang w:val="en-US"/>
+        </w:rPr>
+        <w:t>IDE</w:t>
+      </w:r>
+      <w:r>
+        <w:rPr>
+          <w:rFonts w:ascii="Times New Roman" w:hAnsi="Times New Roman" w:cs="Times New Roman"/>
+          <w:sz w:val="26"/>
+          <w:szCs w:val="26"/>
+        </w:rPr>
+        <w:t xml:space="preserve"> </w:t>
       </w:r>
       <w:r>
         <w:rPr>
@@ -3232,7 +4289,6 @@
           <w:rFonts w:ascii="Times New Roman" w:hAnsi="Times New Roman" w:cs="Times New Roman"/>
           <w:sz w:val="26"/>
           <w:szCs w:val="26"/>
-          <w:lang w:val="en-US"/>
         </w:rPr>
       </w:pPr>
       <w:r>
@@ -3337,7 +4393,32 @@
           <w:szCs w:val="26"/>
           <w:lang w:val="en-US"/>
         </w:rPr>
-        <w:t xml:space="preserve">Kp_depth </w:t>
+        <w:t>Kp</w:t>
+      </w:r>
+      <w:r>
+        <w:rPr>
+          <w:rFonts w:ascii="Times New Roman" w:hAnsi="Times New Roman" w:cs="Times New Roman"/>
+          <w:sz w:val="26"/>
+          <w:szCs w:val="26"/>
+        </w:rPr>
+        <w:t>_</w:t>
+      </w:r>
+      <w:r>
+        <w:rPr>
+          <w:rFonts w:ascii="Times New Roman" w:hAnsi="Times New Roman" w:cs="Times New Roman"/>
+          <w:sz w:val="26"/>
+          <w:szCs w:val="26"/>
+          <w:lang w:val="en-US"/>
+        </w:rPr>
+        <w:t>depth</w:t>
+      </w:r>
+      <w:r>
+        <w:rPr>
+          <w:rFonts w:ascii="Times New Roman" w:hAnsi="Times New Roman" w:cs="Times New Roman"/>
+          <w:sz w:val="26"/>
+          <w:szCs w:val="26"/>
+        </w:rPr>
+        <w:t xml:space="preserve"> </w:t>
       </w:r>
       <w:r>
         <w:rPr>
@@ -3404,7 +4485,7 @@
       </w:pPr>
     </w:p>
     <w:sectPr>
-      <w:headerReference w:type="default" r:id="rId11"/>
+      <w:headerReference w:type="default" r:id="rId14"/>
       <w:pgSz w:w="11906" w:h="16838"/>
       <w:pgMar w:top="1418" w:right="849" w:bottom="1134" w:left="1418" w:header="708" w:footer="708" w:gutter="0"/>
       <w:pgNumType w:start="2"/>
@@ -3603,7 +4684,13 @@
       <w:rPr>
         <w:rFonts w:ascii="Times New Roman" w:hAnsi="Times New Roman" w:cs="Times New Roman"/>
       </w:rPr>
-      <w:t xml:space="preserve"> 12</w:t>
+      <w:t xml:space="preserve"> </w:t>
+    </w:r>
+    <w:r>
+      <w:rPr>
+        <w:rFonts w:ascii="Times New Roman" w:hAnsi="Times New Roman" w:cs="Times New Roman"/>
+      </w:rPr>
+      <w:t>90</w:t>
     </w:r>
     <w:r>
       <w:rPr>
@@ -3618,6 +4705,198 @@
 <file path=word/numbering.xml><?xml version="1.0" encoding="utf-8"?>
 <w:numbering xmlns:wpc="http://schemas.microsoft.com/office/word/2010/wordprocessingCanvas" xmlns:cx="http://schemas.microsoft.com/office/drawing/2014/chartex" xmlns:cx1="http://schemas.microsoft.com/office/drawing/2015/9/8/chartex" xmlns:cx2="http://schemas.microsoft.com/office/drawing/2015/10/21/chartex" xmlns:cx3="http://schemas.microsoft.com/office/drawing/2016/5/9/chartex" xmlns:cx4="http://schemas.microsoft.com/office/drawing/2016/5/10/chartex" xmlns:cx5="http://schemas.microsoft.com/office/drawing/2016/5/11/chartex" xmlns:cx6="http://schemas.microsoft.com/office/drawing/2016/5/12/chartex" xmlns:cx7="http://schemas.microsoft.com/office/drawing/2016/5/13/chartex" xmlns:cx8="http://schemas.microsoft.com/office/drawing/2016/5/14/chartex" xmlns:mc="http://schemas.openxmlformats.org/markup-compatibility/2006" xmlns:aink="http://schemas.microsoft.com/office/drawing/2016/ink" xmlns:am3d="http://schemas.microsoft.com/office/drawing/2017/model3d" xmlns:o="urn:schemas-microsoft-com:office:office" xmlns:oel="http://schemas.microsoft.com/office/2019/extlst" xmlns:r="http://schemas.openxmlformats.org/officeDocument/2006/relationships" xmlns:m="http://schemas.openxmlformats.org/officeDocument/2006/math" xmlns:v="urn:schemas-microsoft-com:vml" xmlns:wp14="http://schemas.microsoft.com/office/word/2010/wordprocessingDrawing" xmlns:wp="http://schemas.openxmlformats.org/drawingml/2006/wordprocessingDrawing" xmlns:w10="urn:schemas-microsoft-com:office:word" xmlns:w="http://schemas.openxmlformats.org/wordprocessingml/2006/main" xmlns:w14="http://schemas.microsoft.com/office/word/2010/wordml" xmlns:w15="http://schemas.microsoft.com/office/word/2012/wordml" xmlns:w16cex="http://schemas.microsoft.com/office/word/2018/wordml/cex" xmlns:w16cid="http://schemas.microsoft.com/office/word/2016/wordml/cid" xmlns:w16="http://schemas.microsoft.com/office/word/2018/wordml" xmlns:w16du="http://schemas.microsoft.com/office/word/2023/wordml/word16du" xmlns:w16sdtdh="http://schemas.microsoft.com/office/word/2020/wordml/sdtdatahash" xmlns:w16sdtfl="http://schemas.microsoft.com/office/word/2024/wordml/sdtformatlock" xmlns:w16se="http://schemas.microsoft.com/office/word/2015/wordml/symex" xmlns:wpg="http://schemas.microsoft.com/office/word/2010/wordprocessingGroup" xmlns:wpi="http://schemas.microsoft.com/office/word/2010/wordprocessingInk" xmlns:wne="http://schemas.microsoft.com/office/word/2006/wordml" xmlns:wps="http://schemas.microsoft.com/office/word/2010/wordprocessingShape" mc:Ignorable="w14 w15 w16se w16cid w16 w16cex w16sdtdh w16sdtfl w16du wp14">
   <w:abstractNum w:abstractNumId="0" w15:restartNumberingAfterBreak="0">
+    <w:nsid w:val="03EE78A1"/>
+    <w:multiLevelType w:val="multilevel"/>
+    <w:tmpl w:val="F9B89746"/>
+    <w:lvl w:ilvl="0">
+      <w:start w:val="1"/>
+      <w:numFmt w:val="decimal"/>
+      <w:lvlText w:val="%1)"/>
+      <w:lvlJc w:val="left"/>
+      <w:pPr>
+        <w:ind w:left="720" w:hanging="360"/>
+      </w:pPr>
+    </w:lvl>
+    <w:lvl w:ilvl="1">
+      <w:numFmt w:val="decimal"/>
+      <w:lvlText w:val=""/>
+      <w:lvlJc w:val="left"/>
+      <w:pPr>
+        <w:ind w:left="0" w:firstLine="0"/>
+      </w:pPr>
+    </w:lvl>
+    <w:lvl w:ilvl="2">
+      <w:numFmt w:val="decimal"/>
+      <w:lvlText w:val=""/>
+      <w:lvlJc w:val="left"/>
+      <w:pPr>
+        <w:ind w:left="0" w:firstLine="0"/>
+      </w:pPr>
+    </w:lvl>
+    <w:lvl w:ilvl="3">
+      <w:numFmt w:val="decimal"/>
+      <w:lvlText w:val=""/>
+      <w:lvlJc w:val="left"/>
+      <w:pPr>
+        <w:ind w:left="0" w:firstLine="0"/>
+      </w:pPr>
+    </w:lvl>
+    <w:lvl w:ilvl="4">
+      <w:numFmt w:val="decimal"/>
+      <w:lvlText w:val=""/>
+      <w:lvlJc w:val="left"/>
+      <w:pPr>
+        <w:ind w:left="0" w:firstLine="0"/>
+      </w:pPr>
+    </w:lvl>
+    <w:lvl w:ilvl="5">
+      <w:numFmt w:val="decimal"/>
+      <w:lvlText w:val=""/>
+      <w:lvlJc w:val="left"/>
+      <w:pPr>
+        <w:ind w:left="0" w:firstLine="0"/>
+      </w:pPr>
+    </w:lvl>
+    <w:lvl w:ilvl="6">
+      <w:numFmt w:val="decimal"/>
+      <w:lvlText w:val=""/>
+      <w:lvlJc w:val="left"/>
+      <w:pPr>
+        <w:ind w:left="0" w:firstLine="0"/>
+      </w:pPr>
+    </w:lvl>
+    <w:lvl w:ilvl="7">
+      <w:numFmt w:val="decimal"/>
+      <w:lvlText w:val=""/>
+      <w:lvlJc w:val="left"/>
+      <w:pPr>
+        <w:ind w:left="0" w:firstLine="0"/>
+      </w:pPr>
+    </w:lvl>
+    <w:lvl w:ilvl="8">
+      <w:numFmt w:val="decimal"/>
+      <w:lvlText w:val=""/>
+      <w:lvlJc w:val="left"/>
+      <w:pPr>
+        <w:ind w:left="0" w:firstLine="0"/>
+      </w:pPr>
+    </w:lvl>
+  </w:abstractNum>
+  <w:abstractNum w:abstractNumId="1" w15:restartNumberingAfterBreak="0">
+    <w:nsid w:val="05E136F5"/>
+    <w:multiLevelType w:val="multilevel"/>
+    <w:tmpl w:val="52E8000A"/>
+    <w:lvl w:ilvl="0">
+      <w:start w:val="1"/>
+      <w:numFmt w:val="bullet"/>
+      <w:suff w:val="space"/>
+      <w:lvlText w:val=""/>
+      <w:lvlJc w:val="left"/>
+      <w:pPr>
+        <w:ind w:left="720" w:hanging="360"/>
+      </w:pPr>
+      <w:rPr>
+        <w:rFonts w:ascii="Symbol" w:hAnsi="Symbol" w:hint="default"/>
+      </w:rPr>
+    </w:lvl>
+    <w:lvl w:ilvl="1">
+      <w:start w:val="1"/>
+      <w:numFmt w:val="bullet"/>
+      <w:lvlText w:val="o"/>
+      <w:lvlJc w:val="left"/>
+      <w:pPr>
+        <w:ind w:left="1440" w:hanging="360"/>
+      </w:pPr>
+      <w:rPr>
+        <w:rFonts w:ascii="Courier New" w:hAnsi="Courier New" w:cs="Courier New" w:hint="default"/>
+      </w:rPr>
+    </w:lvl>
+    <w:lvl w:ilvl="2">
+      <w:start w:val="1"/>
+      <w:numFmt w:val="bullet"/>
+      <w:lvlText w:val=""/>
+      <w:lvlJc w:val="left"/>
+      <w:pPr>
+        <w:ind w:left="2160" w:hanging="360"/>
+      </w:pPr>
+      <w:rPr>
+        <w:rFonts w:ascii="Wingdings" w:hAnsi="Wingdings" w:hint="default"/>
+      </w:rPr>
+    </w:lvl>
+    <w:lvl w:ilvl="3">
+      <w:start w:val="1"/>
+      <w:numFmt w:val="bullet"/>
+      <w:lvlText w:val=""/>
+      <w:lvlJc w:val="left"/>
+      <w:pPr>
+        <w:ind w:left="2880" w:hanging="360"/>
+      </w:pPr>
+      <w:rPr>
+        <w:rFonts w:ascii="Symbol" w:hAnsi="Symbol" w:hint="default"/>
+      </w:rPr>
+    </w:lvl>
+    <w:lvl w:ilvl="4">
+      <w:start w:val="1"/>
+      <w:numFmt w:val="bullet"/>
+      <w:lvlText w:val="o"/>
+      <w:lvlJc w:val="left"/>
+      <w:pPr>
+        <w:ind w:left="3600" w:hanging="360"/>
+      </w:pPr>
+      <w:rPr>
+        <w:rFonts w:ascii="Courier New" w:hAnsi="Courier New" w:cs="Courier New" w:hint="default"/>
+      </w:rPr>
+    </w:lvl>
+    <w:lvl w:ilvl="5">
+      <w:start w:val="1"/>
+      <w:numFmt w:val="bullet"/>
+      <w:lvlText w:val=""/>
+      <w:lvlJc w:val="left"/>
+      <w:pPr>
+        <w:ind w:left="4320" w:hanging="360"/>
+      </w:pPr>
+      <w:rPr>
+        <w:rFonts w:ascii="Wingdings" w:hAnsi="Wingdings" w:hint="default"/>
+      </w:rPr>
+    </w:lvl>
+    <w:lvl w:ilvl="6">
+      <w:start w:val="1"/>
+      <w:numFmt w:val="bullet"/>
+      <w:lvlText w:val=""/>
+      <w:lvlJc w:val="left"/>
+      <w:pPr>
+        <w:ind w:left="5040" w:hanging="360"/>
+      </w:pPr>
+      <w:rPr>
+        <w:rFonts w:ascii="Symbol" w:hAnsi="Symbol" w:hint="default"/>
+      </w:rPr>
+    </w:lvl>
+    <w:lvl w:ilvl="7">
+      <w:start w:val="1"/>
+      <w:numFmt w:val="bullet"/>
+      <w:lvlText w:val="o"/>
+      <w:lvlJc w:val="left"/>
+      <w:pPr>
+        <w:ind w:left="5760" w:hanging="360"/>
+      </w:pPr>
+      <w:rPr>
+        <w:rFonts w:ascii="Courier New" w:hAnsi="Courier New" w:cs="Courier New" w:hint="default"/>
+      </w:rPr>
+    </w:lvl>
+    <w:lvl w:ilvl="8">
+      <w:start w:val="1"/>
+      <w:numFmt w:val="bullet"/>
+      <w:lvlText w:val=""/>
+      <w:lvlJc w:val="left"/>
+      <w:pPr>
+        <w:ind w:left="6480" w:hanging="360"/>
+      </w:pPr>
+      <w:rPr>
+        <w:rFonts w:ascii="Wingdings" w:hAnsi="Wingdings" w:hint="default"/>
+      </w:rPr>
+    </w:lvl>
+  </w:abstractNum>
+  <w:abstractNum w:abstractNumId="2" w15:restartNumberingAfterBreak="0">
     <w:nsid w:val="11AC279C"/>
     <w:multiLevelType w:val="hybridMultilevel"/>
     <w:tmpl w:val="82E2B76E"/>
@@ -3707,10 +4986,10 @@
       </w:pPr>
     </w:lvl>
   </w:abstractNum>
-  <w:abstractNum w:abstractNumId="1" w15:restartNumberingAfterBreak="0">
+  <w:abstractNum w:abstractNumId="3" w15:restartNumberingAfterBreak="0">
     <w:nsid w:val="2C3235BE"/>
     <w:multiLevelType w:val="hybridMultilevel"/>
-    <w:tmpl w:val="CF663ABA"/>
+    <w:tmpl w:val="0172E3DC"/>
     <w:lvl w:ilvl="0" w:tplc="9C14258A">
       <w:start w:val="1"/>
       <w:numFmt w:val="decimal"/>
@@ -3797,7 +5076,7 @@
       </w:pPr>
     </w:lvl>
   </w:abstractNum>
-  <w:abstractNum w:abstractNumId="2" w15:restartNumberingAfterBreak="0">
+  <w:abstractNum w:abstractNumId="4" w15:restartNumberingAfterBreak="0">
     <w:nsid w:val="30A27DCB"/>
     <w:multiLevelType w:val="hybridMultilevel"/>
     <w:tmpl w:val="55BCA430"/>
@@ -3887,7 +5166,7 @@
       </w:pPr>
     </w:lvl>
   </w:abstractNum>
-  <w:abstractNum w:abstractNumId="3" w15:restartNumberingAfterBreak="0">
+  <w:abstractNum w:abstractNumId="5" w15:restartNumberingAfterBreak="0">
     <w:nsid w:val="31B529F0"/>
     <w:multiLevelType w:val="hybridMultilevel"/>
     <w:tmpl w:val="4486295E"/>
@@ -4001,7 +5280,7 @@
       </w:rPr>
     </w:lvl>
   </w:abstractNum>
-  <w:abstractNum w:abstractNumId="4" w15:restartNumberingAfterBreak="0">
+  <w:abstractNum w:abstractNumId="6" w15:restartNumberingAfterBreak="0">
     <w:nsid w:val="3C4D2633"/>
     <w:multiLevelType w:val="hybridMultilevel"/>
     <w:tmpl w:val="B24A5250"/>
@@ -4090,7 +5369,359 @@
       </w:pPr>
     </w:lvl>
   </w:abstractNum>
-  <w:abstractNum w:abstractNumId="5" w15:restartNumberingAfterBreak="0">
+  <w:abstractNum w:abstractNumId="7" w15:restartNumberingAfterBreak="0">
+    <w:nsid w:val="3CF249EA"/>
+    <w:multiLevelType w:val="hybridMultilevel"/>
+    <w:tmpl w:val="D68689EA"/>
+    <w:lvl w:ilvl="0" w:tplc="45DA328E">
+      <w:start w:val="3"/>
+      <w:numFmt w:val="decimal"/>
+      <w:lvlText w:val="%1)"/>
+      <w:lvlJc w:val="left"/>
+      <w:pPr>
+        <w:ind w:left="720" w:hanging="360"/>
+      </w:pPr>
+    </w:lvl>
+    <w:lvl w:ilvl="1" w:tplc="C1741C8E">
+      <w:start w:val="1"/>
+      <w:numFmt w:val="lowerLetter"/>
+      <w:lvlText w:val="%2."/>
+      <w:lvlJc w:val="left"/>
+      <w:pPr>
+        <w:ind w:left="1440" w:hanging="360"/>
+      </w:pPr>
+    </w:lvl>
+    <w:lvl w:ilvl="2" w:tplc="DFDC8DA0">
+      <w:start w:val="1"/>
+      <w:numFmt w:val="lowerRoman"/>
+      <w:lvlText w:val="%3."/>
+      <w:lvlJc w:val="right"/>
+      <w:pPr>
+        <w:ind w:left="2160" w:hanging="360"/>
+      </w:pPr>
+    </w:lvl>
+    <w:lvl w:ilvl="3" w:tplc="B4440A50">
+      <w:start w:val="1"/>
+      <w:numFmt w:val="decimal"/>
+      <w:lvlText w:val="%4."/>
+      <w:lvlJc w:val="left"/>
+      <w:pPr>
+        <w:ind w:left="2880" w:hanging="360"/>
+      </w:pPr>
+    </w:lvl>
+    <w:lvl w:ilvl="4" w:tplc="21D0A386">
+      <w:start w:val="1"/>
+      <w:numFmt w:val="lowerLetter"/>
+      <w:lvlText w:val="%5."/>
+      <w:lvlJc w:val="left"/>
+      <w:pPr>
+        <w:ind w:left="3600" w:hanging="360"/>
+      </w:pPr>
+    </w:lvl>
+    <w:lvl w:ilvl="5" w:tplc="D42648E6">
+      <w:start w:val="1"/>
+      <w:numFmt w:val="lowerRoman"/>
+      <w:lvlText w:val="%6."/>
+      <w:lvlJc w:val="right"/>
+      <w:pPr>
+        <w:ind w:left="4320" w:hanging="360"/>
+      </w:pPr>
+    </w:lvl>
+    <w:lvl w:ilvl="6" w:tplc="170A49DE">
+      <w:start w:val="1"/>
+      <w:numFmt w:val="decimal"/>
+      <w:lvlText w:val="%7."/>
+      <w:lvlJc w:val="left"/>
+      <w:pPr>
+        <w:ind w:left="5040" w:hanging="360"/>
+      </w:pPr>
+    </w:lvl>
+    <w:lvl w:ilvl="7" w:tplc="3732FECC">
+      <w:start w:val="1"/>
+      <w:numFmt w:val="lowerLetter"/>
+      <w:lvlText w:val="%8."/>
+      <w:lvlJc w:val="left"/>
+      <w:pPr>
+        <w:ind w:left="5760" w:hanging="360"/>
+      </w:pPr>
+    </w:lvl>
+    <w:lvl w:ilvl="8" w:tplc="7C4AAF9C">
+      <w:start w:val="1"/>
+      <w:numFmt w:val="lowerRoman"/>
+      <w:lvlText w:val="%9."/>
+      <w:lvlJc w:val="right"/>
+      <w:pPr>
+        <w:ind w:left="6480" w:hanging="360"/>
+      </w:pPr>
+    </w:lvl>
+  </w:abstractNum>
+  <w:abstractNum w:abstractNumId="8" w15:restartNumberingAfterBreak="0">
+    <w:nsid w:val="50963FD4"/>
+    <w:multiLevelType w:val="hybridMultilevel"/>
+    <w:tmpl w:val="AF10794C"/>
+    <w:lvl w:ilvl="0" w:tplc="31EEE88E">
+      <w:start w:val="1"/>
+      <w:numFmt w:val="decimal"/>
+      <w:suff w:val="space"/>
+      <w:lvlText w:val="%1."/>
+      <w:lvlJc w:val="left"/>
+      <w:pPr>
+        <w:ind w:left="1080" w:hanging="360"/>
+      </w:pPr>
+      <w:rPr>
+        <w:rFonts w:hint="default"/>
+      </w:rPr>
+    </w:lvl>
+    <w:lvl w:ilvl="1" w:tplc="20000019" w:tentative="1">
+      <w:start w:val="1"/>
+      <w:numFmt w:val="lowerLetter"/>
+      <w:lvlText w:val="%2."/>
+      <w:lvlJc w:val="left"/>
+      <w:pPr>
+        <w:ind w:left="1800" w:hanging="360"/>
+      </w:pPr>
+    </w:lvl>
+    <w:lvl w:ilvl="2" w:tplc="2000001B" w:tentative="1">
+      <w:start w:val="1"/>
+      <w:numFmt w:val="lowerRoman"/>
+      <w:lvlText w:val="%3."/>
+      <w:lvlJc w:val="right"/>
+      <w:pPr>
+        <w:ind w:left="2520" w:hanging="180"/>
+      </w:pPr>
+    </w:lvl>
+    <w:lvl w:ilvl="3" w:tplc="2000000F" w:tentative="1">
+      <w:start w:val="1"/>
+      <w:numFmt w:val="decimal"/>
+      <w:lvlText w:val="%4."/>
+      <w:lvlJc w:val="left"/>
+      <w:pPr>
+        <w:ind w:left="3240" w:hanging="360"/>
+      </w:pPr>
+    </w:lvl>
+    <w:lvl w:ilvl="4" w:tplc="20000019" w:tentative="1">
+      <w:start w:val="1"/>
+      <w:numFmt w:val="lowerLetter"/>
+      <w:lvlText w:val="%5."/>
+      <w:lvlJc w:val="left"/>
+      <w:pPr>
+        <w:ind w:left="3960" w:hanging="360"/>
+      </w:pPr>
+    </w:lvl>
+    <w:lvl w:ilvl="5" w:tplc="2000001B" w:tentative="1">
+      <w:start w:val="1"/>
+      <w:numFmt w:val="lowerRoman"/>
+      <w:lvlText w:val="%6."/>
+      <w:lvlJc w:val="right"/>
+      <w:pPr>
+        <w:ind w:left="4680" w:hanging="180"/>
+      </w:pPr>
+    </w:lvl>
+    <w:lvl w:ilvl="6" w:tplc="2000000F" w:tentative="1">
+      <w:start w:val="1"/>
+      <w:numFmt w:val="decimal"/>
+      <w:lvlText w:val="%7."/>
+      <w:lvlJc w:val="left"/>
+      <w:pPr>
+        <w:ind w:left="5400" w:hanging="360"/>
+      </w:pPr>
+    </w:lvl>
+    <w:lvl w:ilvl="7" w:tplc="20000019" w:tentative="1">
+      <w:start w:val="1"/>
+      <w:numFmt w:val="lowerLetter"/>
+      <w:lvlText w:val="%8."/>
+      <w:lvlJc w:val="left"/>
+      <w:pPr>
+        <w:ind w:left="6120" w:hanging="360"/>
+      </w:pPr>
+    </w:lvl>
+    <w:lvl w:ilvl="8" w:tplc="2000001B" w:tentative="1">
+      <w:start w:val="1"/>
+      <w:numFmt w:val="lowerRoman"/>
+      <w:lvlText w:val="%9."/>
+      <w:lvlJc w:val="right"/>
+      <w:pPr>
+        <w:ind w:left="6840" w:hanging="180"/>
+      </w:pPr>
+    </w:lvl>
+  </w:abstractNum>
+  <w:abstractNum w:abstractNumId="9" w15:restartNumberingAfterBreak="0">
+    <w:nsid w:val="540F003E"/>
+    <w:multiLevelType w:val="hybridMultilevel"/>
+    <w:tmpl w:val="DC34498E"/>
+    <w:lvl w:ilvl="0" w:tplc="4A40C990">
+      <w:start w:val="1"/>
+      <w:numFmt w:val="decimal"/>
+      <w:lvlText w:val="%1."/>
+      <w:lvlJc w:val="left"/>
+      <w:pPr>
+        <w:ind w:left="720" w:hanging="360"/>
+      </w:pPr>
+    </w:lvl>
+    <w:lvl w:ilvl="1" w:tplc="14EC217A">
+      <w:start w:val="1"/>
+      <w:numFmt w:val="lowerLetter"/>
+      <w:lvlText w:val="%2."/>
+      <w:lvlJc w:val="left"/>
+      <w:pPr>
+        <w:ind w:left="1440" w:hanging="360"/>
+      </w:pPr>
+    </w:lvl>
+    <w:lvl w:ilvl="2" w:tplc="A3C40D64">
+      <w:start w:val="1"/>
+      <w:numFmt w:val="lowerRoman"/>
+      <w:lvlText w:val="%3."/>
+      <w:lvlJc w:val="right"/>
+      <w:pPr>
+        <w:ind w:left="2160" w:hanging="360"/>
+      </w:pPr>
+    </w:lvl>
+    <w:lvl w:ilvl="3" w:tplc="1A242D68">
+      <w:start w:val="1"/>
+      <w:numFmt w:val="decimal"/>
+      <w:lvlText w:val="%4."/>
+      <w:lvlJc w:val="left"/>
+      <w:pPr>
+        <w:ind w:left="2880" w:hanging="360"/>
+      </w:pPr>
+    </w:lvl>
+    <w:lvl w:ilvl="4" w:tplc="447A82B2">
+      <w:start w:val="1"/>
+      <w:numFmt w:val="lowerLetter"/>
+      <w:lvlText w:val="%5."/>
+      <w:lvlJc w:val="left"/>
+      <w:pPr>
+        <w:ind w:left="3600" w:hanging="360"/>
+      </w:pPr>
+    </w:lvl>
+    <w:lvl w:ilvl="5" w:tplc="606C9ACA">
+      <w:start w:val="1"/>
+      <w:numFmt w:val="lowerRoman"/>
+      <w:lvlText w:val="%6."/>
+      <w:lvlJc w:val="right"/>
+      <w:pPr>
+        <w:ind w:left="4320" w:hanging="360"/>
+      </w:pPr>
+    </w:lvl>
+    <w:lvl w:ilvl="6" w:tplc="D2D28048">
+      <w:start w:val="1"/>
+      <w:numFmt w:val="decimal"/>
+      <w:lvlText w:val="%7."/>
+      <w:lvlJc w:val="left"/>
+      <w:pPr>
+        <w:ind w:left="5040" w:hanging="360"/>
+      </w:pPr>
+    </w:lvl>
+    <w:lvl w:ilvl="7" w:tplc="DA0E07D8">
+      <w:start w:val="1"/>
+      <w:numFmt w:val="lowerLetter"/>
+      <w:lvlText w:val="%8."/>
+      <w:lvlJc w:val="left"/>
+      <w:pPr>
+        <w:ind w:left="5760" w:hanging="360"/>
+      </w:pPr>
+    </w:lvl>
+    <w:lvl w:ilvl="8" w:tplc="324035AC">
+      <w:start w:val="1"/>
+      <w:numFmt w:val="lowerRoman"/>
+      <w:lvlText w:val="%9."/>
+      <w:lvlJc w:val="right"/>
+      <w:pPr>
+        <w:ind w:left="6480" w:hanging="360"/>
+      </w:pPr>
+    </w:lvl>
+  </w:abstractNum>
+  <w:abstractNum w:abstractNumId="10" w15:restartNumberingAfterBreak="0">
+    <w:nsid w:val="5489486F"/>
+    <w:multiLevelType w:val="hybridMultilevel"/>
+    <w:tmpl w:val="CA1AD338"/>
+    <w:lvl w:ilvl="0" w:tplc="31EEE88E">
+      <w:start w:val="1"/>
+      <w:numFmt w:val="decimal"/>
+      <w:suff w:val="space"/>
+      <w:lvlText w:val="%1."/>
+      <w:lvlJc w:val="left"/>
+      <w:pPr>
+        <w:ind w:left="720" w:hanging="360"/>
+      </w:pPr>
+      <w:rPr>
+        <w:rFonts w:hint="default"/>
+      </w:rPr>
+    </w:lvl>
+    <w:lvl w:ilvl="1" w:tplc="20000019" w:tentative="1">
+      <w:start w:val="1"/>
+      <w:numFmt w:val="lowerLetter"/>
+      <w:lvlText w:val="%2."/>
+      <w:lvlJc w:val="left"/>
+      <w:pPr>
+        <w:ind w:left="1440" w:hanging="360"/>
+      </w:pPr>
+    </w:lvl>
+    <w:lvl w:ilvl="2" w:tplc="2000001B" w:tentative="1">
+      <w:start w:val="1"/>
+      <w:numFmt w:val="lowerRoman"/>
+      <w:lvlText w:val="%3."/>
+      <w:lvlJc w:val="right"/>
+      <w:pPr>
+        <w:ind w:left="2160" w:hanging="180"/>
+      </w:pPr>
+    </w:lvl>
+    <w:lvl w:ilvl="3" w:tplc="2000000F" w:tentative="1">
+      <w:start w:val="1"/>
+      <w:numFmt w:val="decimal"/>
+      <w:lvlText w:val="%4."/>
+      <w:lvlJc w:val="left"/>
+      <w:pPr>
+        <w:ind w:left="2880" w:hanging="360"/>
+      </w:pPr>
+    </w:lvl>
+    <w:lvl w:ilvl="4" w:tplc="20000019" w:tentative="1">
+      <w:start w:val="1"/>
+      <w:numFmt w:val="lowerLetter"/>
+      <w:lvlText w:val="%5."/>
+      <w:lvlJc w:val="left"/>
+      <w:pPr>
+        <w:ind w:left="3600" w:hanging="360"/>
+      </w:pPr>
+    </w:lvl>
+    <w:lvl w:ilvl="5" w:tplc="2000001B" w:tentative="1">
+      <w:start w:val="1"/>
+      <w:numFmt w:val="lowerRoman"/>
+      <w:lvlText w:val="%6."/>
+      <w:lvlJc w:val="right"/>
+      <w:pPr>
+        <w:ind w:left="4320" w:hanging="180"/>
+      </w:pPr>
+    </w:lvl>
+    <w:lvl w:ilvl="6" w:tplc="2000000F" w:tentative="1">
+      <w:start w:val="1"/>
+      <w:numFmt w:val="decimal"/>
+      <w:lvlText w:val="%7."/>
+      <w:lvlJc w:val="left"/>
+      <w:pPr>
+        <w:ind w:left="5040" w:hanging="360"/>
+      </w:pPr>
+    </w:lvl>
+    <w:lvl w:ilvl="7" w:tplc="20000019" w:tentative="1">
+      <w:start w:val="1"/>
+      <w:numFmt w:val="lowerLetter"/>
+      <w:lvlText w:val="%8."/>
+      <w:lvlJc w:val="left"/>
+      <w:pPr>
+        <w:ind w:left="5760" w:hanging="360"/>
+      </w:pPr>
+    </w:lvl>
+    <w:lvl w:ilvl="8" w:tplc="2000001B" w:tentative="1">
+      <w:start w:val="1"/>
+      <w:numFmt w:val="lowerRoman"/>
+      <w:lvlText w:val="%9."/>
+      <w:lvlJc w:val="right"/>
+      <w:pPr>
+        <w:ind w:left="6480" w:hanging="180"/>
+      </w:pPr>
+    </w:lvl>
+  </w:abstractNum>
+  <w:abstractNum w:abstractNumId="11" w15:restartNumberingAfterBreak="0">
     <w:nsid w:val="58EB6872"/>
     <w:multiLevelType w:val="hybridMultilevel"/>
     <w:tmpl w:val="4F247DA0"/>
@@ -4180,7 +5811,97 @@
       </w:pPr>
     </w:lvl>
   </w:abstractNum>
-  <w:abstractNum w:abstractNumId="6" w15:restartNumberingAfterBreak="0">
+  <w:abstractNum w:abstractNumId="12" w15:restartNumberingAfterBreak="0">
+    <w:nsid w:val="5AD31FA3"/>
+    <w:multiLevelType w:val="hybridMultilevel"/>
+    <w:tmpl w:val="861424F4"/>
+    <w:lvl w:ilvl="0" w:tplc="389E5548">
+      <w:start w:val="3"/>
+      <w:numFmt w:val="decimal"/>
+      <w:suff w:val="space"/>
+      <w:lvlText w:val="%1."/>
+      <w:lvlJc w:val="left"/>
+      <w:pPr>
+        <w:ind w:left="720" w:hanging="360"/>
+      </w:pPr>
+      <w:rPr>
+        <w:rFonts w:hint="default"/>
+      </w:rPr>
+    </w:lvl>
+    <w:lvl w:ilvl="1" w:tplc="20000019" w:tentative="1">
+      <w:start w:val="1"/>
+      <w:numFmt w:val="lowerLetter"/>
+      <w:lvlText w:val="%2."/>
+      <w:lvlJc w:val="left"/>
+      <w:pPr>
+        <w:ind w:left="1440" w:hanging="360"/>
+      </w:pPr>
+    </w:lvl>
+    <w:lvl w:ilvl="2" w:tplc="2000001B" w:tentative="1">
+      <w:start w:val="1"/>
+      <w:numFmt w:val="lowerRoman"/>
+      <w:lvlText w:val="%3."/>
+      <w:lvlJc w:val="right"/>
+      <w:pPr>
+        <w:ind w:left="2160" w:hanging="180"/>
+      </w:pPr>
+    </w:lvl>
+    <w:lvl w:ilvl="3" w:tplc="2000000F" w:tentative="1">
+      <w:start w:val="1"/>
+      <w:numFmt w:val="decimal"/>
+      <w:lvlText w:val="%4."/>
+      <w:lvlJc w:val="left"/>
+      <w:pPr>
+        <w:ind w:left="2880" w:hanging="360"/>
+      </w:pPr>
+    </w:lvl>
+    <w:lvl w:ilvl="4" w:tplc="20000019" w:tentative="1">
+      <w:start w:val="1"/>
+      <w:numFmt w:val="lowerLetter"/>
+      <w:lvlText w:val="%5."/>
+      <w:lvlJc w:val="left"/>
+      <w:pPr>
+        <w:ind w:left="3600" w:hanging="360"/>
+      </w:pPr>
+    </w:lvl>
+    <w:lvl w:ilvl="5" w:tplc="2000001B" w:tentative="1">
+      <w:start w:val="1"/>
+      <w:numFmt w:val="lowerRoman"/>
+      <w:lvlText w:val="%6."/>
+      <w:lvlJc w:val="right"/>
+      <w:pPr>
+        <w:ind w:left="4320" w:hanging="180"/>
+      </w:pPr>
+    </w:lvl>
+    <w:lvl w:ilvl="6" w:tplc="2000000F" w:tentative="1">
+      <w:start w:val="1"/>
+      <w:numFmt w:val="decimal"/>
+      <w:lvlText w:val="%7."/>
+      <w:lvlJc w:val="left"/>
+      <w:pPr>
+        <w:ind w:left="5040" w:hanging="360"/>
+      </w:pPr>
+    </w:lvl>
+    <w:lvl w:ilvl="7" w:tplc="20000019" w:tentative="1">
+      <w:start w:val="1"/>
+      <w:numFmt w:val="lowerLetter"/>
+      <w:lvlText w:val="%8."/>
+      <w:lvlJc w:val="left"/>
+      <w:pPr>
+        <w:ind w:left="5760" w:hanging="360"/>
+      </w:pPr>
+    </w:lvl>
+    <w:lvl w:ilvl="8" w:tplc="2000001B" w:tentative="1">
+      <w:start w:val="1"/>
+      <w:numFmt w:val="lowerRoman"/>
+      <w:lvlText w:val="%9."/>
+      <w:lvlJc w:val="right"/>
+      <w:pPr>
+        <w:ind w:left="6480" w:hanging="180"/>
+      </w:pPr>
+    </w:lvl>
+  </w:abstractNum>
+  <w:abstractNum w:abstractNumId="13" w15:restartNumberingAfterBreak="0">
     <w:nsid w:val="61827718"/>
     <w:multiLevelType w:val="hybridMultilevel"/>
     <w:tmpl w:val="356E3E98"/>
@@ -4294,7 +6015,97 @@
       </w:rPr>
     </w:lvl>
   </w:abstractNum>
-  <w:abstractNum w:abstractNumId="7" w15:restartNumberingAfterBreak="0">
+  <w:abstractNum w:abstractNumId="14" w15:restartNumberingAfterBreak="0">
+    <w:nsid w:val="61C470AE"/>
+    <w:multiLevelType w:val="hybridMultilevel"/>
+    <w:tmpl w:val="FC500ACA"/>
+    <w:lvl w:ilvl="0" w:tplc="31EEE88E">
+      <w:start w:val="1"/>
+      <w:numFmt w:val="decimal"/>
+      <w:suff w:val="space"/>
+      <w:lvlText w:val="%1."/>
+      <w:lvlJc w:val="left"/>
+      <w:pPr>
+        <w:ind w:left="720" w:hanging="360"/>
+      </w:pPr>
+      <w:rPr>
+        <w:rFonts w:hint="default"/>
+      </w:rPr>
+    </w:lvl>
+    <w:lvl w:ilvl="1" w:tplc="20000019" w:tentative="1">
+      <w:start w:val="1"/>
+      <w:numFmt w:val="lowerLetter"/>
+      <w:lvlText w:val="%2."/>
+      <w:lvlJc w:val="left"/>
+      <w:pPr>
+        <w:ind w:left="1440" w:hanging="360"/>
+      </w:pPr>
+    </w:lvl>
+    <w:lvl w:ilvl="2" w:tplc="2000001B" w:tentative="1">
+      <w:start w:val="1"/>
+      <w:numFmt w:val="lowerRoman"/>
+      <w:lvlText w:val="%3."/>
+      <w:lvlJc w:val="right"/>
+      <w:pPr>
+        <w:ind w:left="2160" w:hanging="180"/>
+      </w:pPr>
+    </w:lvl>
+    <w:lvl w:ilvl="3" w:tplc="2000000F" w:tentative="1">
+      <w:start w:val="1"/>
+      <w:numFmt w:val="decimal"/>
+      <w:lvlText w:val="%4."/>
+      <w:lvlJc w:val="left"/>
+      <w:pPr>
+        <w:ind w:left="2880" w:hanging="360"/>
+      </w:pPr>
+    </w:lvl>
+    <w:lvl w:ilvl="4" w:tplc="20000019" w:tentative="1">
+      <w:start w:val="1"/>
+      <w:numFmt w:val="lowerLetter"/>
+      <w:lvlText w:val="%5."/>
+      <w:lvlJc w:val="left"/>
+      <w:pPr>
+        <w:ind w:left="3600" w:hanging="360"/>
+      </w:pPr>
+    </w:lvl>
+    <w:lvl w:ilvl="5" w:tplc="2000001B" w:tentative="1">
+      <w:start w:val="1"/>
+      <w:numFmt w:val="lowerRoman"/>
+      <w:lvlText w:val="%6."/>
+      <w:lvlJc w:val="right"/>
+      <w:pPr>
+        <w:ind w:left="4320" w:hanging="180"/>
+      </w:pPr>
+    </w:lvl>
+    <w:lvl w:ilvl="6" w:tplc="2000000F" w:tentative="1">
+      <w:start w:val="1"/>
+      <w:numFmt w:val="decimal"/>
+      <w:lvlText w:val="%7."/>
+      <w:lvlJc w:val="left"/>
+      <w:pPr>
+        <w:ind w:left="5040" w:hanging="360"/>
+      </w:pPr>
+    </w:lvl>
+    <w:lvl w:ilvl="7" w:tplc="20000019" w:tentative="1">
+      <w:start w:val="1"/>
+      <w:numFmt w:val="lowerLetter"/>
+      <w:lvlText w:val="%8."/>
+      <w:lvlJc w:val="left"/>
+      <w:pPr>
+        <w:ind w:left="5760" w:hanging="360"/>
+      </w:pPr>
+    </w:lvl>
+    <w:lvl w:ilvl="8" w:tplc="2000001B" w:tentative="1">
+      <w:start w:val="1"/>
+      <w:numFmt w:val="lowerRoman"/>
+      <w:lvlText w:val="%9."/>
+      <w:lvlJc w:val="right"/>
+      <w:pPr>
+        <w:ind w:left="6480" w:hanging="180"/>
+      </w:pPr>
+    </w:lvl>
+  </w:abstractNum>
+  <w:abstractNum w:abstractNumId="15" w15:restartNumberingAfterBreak="0">
     <w:nsid w:val="692E6173"/>
     <w:multiLevelType w:val="hybridMultilevel"/>
     <w:tmpl w:val="96720774"/>
@@ -4408,7 +6219,7 @@
       </w:rPr>
     </w:lvl>
   </w:abstractNum>
-  <w:abstractNum w:abstractNumId="8" w15:restartNumberingAfterBreak="0">
+  <w:abstractNum w:abstractNumId="16" w15:restartNumberingAfterBreak="0">
     <w:nsid w:val="6C30354F"/>
     <w:multiLevelType w:val="hybridMultilevel"/>
     <w:tmpl w:val="CD466C7C"/>
@@ -4522,7 +6333,7 @@
       </w:rPr>
     </w:lvl>
   </w:abstractNum>
-  <w:abstractNum w:abstractNumId="9" w15:restartNumberingAfterBreak="0">
+  <w:abstractNum w:abstractNumId="17" w15:restartNumberingAfterBreak="0">
     <w:nsid w:val="6FFC5673"/>
     <w:multiLevelType w:val="hybridMultilevel"/>
     <w:tmpl w:val="1374CBD4"/>
@@ -4636,7 +6447,7 @@
       </w:rPr>
     </w:lvl>
   </w:abstractNum>
-  <w:abstractNum w:abstractNumId="10" w15:restartNumberingAfterBreak="0">
+  <w:abstractNum w:abstractNumId="18" w15:restartNumberingAfterBreak="0">
     <w:nsid w:val="72B31BA5"/>
     <w:multiLevelType w:val="hybridMultilevel"/>
     <w:tmpl w:val="91F02998"/>
@@ -4751,37 +6562,126 @@
     </w:lvl>
   </w:abstractNum>
   <w:num w:numId="1" w16cid:durableId="1800151976">
+    <w:abstractNumId w:val="3"/>
+  </w:num>
+  <w:num w:numId="2" w16cid:durableId="1165903071">
+    <w:abstractNumId w:val="17"/>
+  </w:num>
+  <w:num w:numId="3" w16cid:durableId="345519309">
+    <w:abstractNumId w:val="11"/>
+  </w:num>
+  <w:num w:numId="4" w16cid:durableId="422337835">
+    <w:abstractNumId w:val="2"/>
+  </w:num>
+  <w:num w:numId="5" w16cid:durableId="567107466">
+    <w:abstractNumId w:val="15"/>
+  </w:num>
+  <w:num w:numId="6" w16cid:durableId="241762798">
+    <w:abstractNumId w:val="4"/>
+  </w:num>
+  <w:num w:numId="7" w16cid:durableId="612440532">
+    <w:abstractNumId w:val="6"/>
+  </w:num>
+  <w:num w:numId="8" w16cid:durableId="1507087170">
+    <w:abstractNumId w:val="13"/>
+  </w:num>
+  <w:num w:numId="9" w16cid:durableId="1808862154">
+    <w:abstractNumId w:val="18"/>
+  </w:num>
+  <w:num w:numId="10" w16cid:durableId="1134104479">
+    <w:abstractNumId w:val="16"/>
+  </w:num>
+  <w:num w:numId="11" w16cid:durableId="1876038174">
+    <w:abstractNumId w:val="5"/>
+  </w:num>
+  <w:num w:numId="12" w16cid:durableId="1519350199">
+    <w:abstractNumId w:val="0"/>
+    <w:lvlOverride w:ilvl="0">
+      <w:startOverride w:val="1"/>
+    </w:lvlOverride>
+    <w:lvlOverride w:ilvl="1"/>
+    <w:lvlOverride w:ilvl="2"/>
+    <w:lvlOverride w:ilvl="3"/>
+    <w:lvlOverride w:ilvl="4"/>
+    <w:lvlOverride w:ilvl="5"/>
+    <w:lvlOverride w:ilvl="6"/>
+    <w:lvlOverride w:ilvl="7"/>
+    <w:lvlOverride w:ilvl="8"/>
+  </w:num>
+  <w:num w:numId="13" w16cid:durableId="205142558">
+    <w:abstractNumId w:val="10"/>
+  </w:num>
+  <w:num w:numId="14" w16cid:durableId="1422681356">
+    <w:abstractNumId w:val="12"/>
+  </w:num>
+  <w:num w:numId="15" w16cid:durableId="1114136482">
+    <w:abstractNumId w:val="7"/>
+    <w:lvlOverride w:ilvl="0">
+      <w:startOverride w:val="3"/>
+    </w:lvlOverride>
+    <w:lvlOverride w:ilvl="1">
+      <w:startOverride w:val="1"/>
+    </w:lvlOverride>
+    <w:lvlOverride w:ilvl="2">
+      <w:startOverride w:val="1"/>
+    </w:lvlOverride>
+    <w:lvlOverride w:ilvl="3">
+      <w:startOverride w:val="1"/>
+    </w:lvlOverride>
+    <w:lvlOverride w:ilvl="4">
+      <w:startOverride w:val="1"/>
+    </w:lvlOverride>
+    <w:lvlOverride w:ilvl="5">
+      <w:startOverride w:val="1"/>
+    </w:lvlOverride>
+    <w:lvlOverride w:ilvl="6">
+      <w:startOverride w:val="1"/>
+    </w:lvlOverride>
+    <w:lvlOverride w:ilvl="7">
+      <w:startOverride w:val="1"/>
+    </w:lvlOverride>
+    <w:lvlOverride w:ilvl="8">
+      <w:startOverride w:val="1"/>
+    </w:lvlOverride>
+  </w:num>
+  <w:num w:numId="16" w16cid:durableId="42337856">
     <w:abstractNumId w:val="1"/>
   </w:num>
-  <w:num w:numId="2" w16cid:durableId="1165903071">
-    <w:abstractNumId w:val="9"/>
+  <w:num w:numId="17" w16cid:durableId="1165630631">
+    <w:abstractNumId w:val="14"/>
   </w:num>
-  <w:num w:numId="3" w16cid:durableId="345519309">
-    <w:abstractNumId w:val="5"/>
-  </w:num>
-  <w:num w:numId="4" w16cid:durableId="422337835">
-    <w:abstractNumId w:val="0"/>
-  </w:num>
-  <w:num w:numId="5" w16cid:durableId="567107466">
-    <w:abstractNumId w:val="7"/>
-  </w:num>
-  <w:num w:numId="6" w16cid:durableId="241762798">
-    <w:abstractNumId w:val="2"/>
-  </w:num>
-  <w:num w:numId="7" w16cid:durableId="612440532">
-    <w:abstractNumId w:val="4"/>
-  </w:num>
-  <w:num w:numId="8" w16cid:durableId="1507087170">
-    <w:abstractNumId w:val="6"/>
-  </w:num>
-  <w:num w:numId="9" w16cid:durableId="1808862154">
-    <w:abstractNumId w:val="10"/>
-  </w:num>
-  <w:num w:numId="10" w16cid:durableId="1134104479">
+  <w:num w:numId="18" w16cid:durableId="1392313218">
     <w:abstractNumId w:val="8"/>
   </w:num>
-  <w:num w:numId="11" w16cid:durableId="1876038174">
-    <w:abstractNumId w:val="3"/>
+  <w:num w:numId="19" w16cid:durableId="2099447164">
+    <w:abstractNumId w:val="9"/>
+    <w:lvlOverride w:ilvl="0">
+      <w:startOverride w:val="1"/>
+    </w:lvlOverride>
+    <w:lvlOverride w:ilvl="1">
+      <w:startOverride w:val="1"/>
+    </w:lvlOverride>
+    <w:lvlOverride w:ilvl="2">
+      <w:startOverride w:val="1"/>
+    </w:lvlOverride>
+    <w:lvlOverride w:ilvl="3">
+      <w:startOverride w:val="1"/>
+    </w:lvlOverride>
+    <w:lvlOverride w:ilvl="4">
+      <w:startOverride w:val="1"/>
+    </w:lvlOverride>
+    <w:lvlOverride w:ilvl="5">
+      <w:startOverride w:val="1"/>
+    </w:lvlOverride>
+    <w:lvlOverride w:ilvl="6">
+      <w:startOverride w:val="1"/>
+    </w:lvlOverride>
+    <w:lvlOverride w:ilvl="7">
+      <w:startOverride w:val="1"/>
+    </w:lvlOverride>
+    <w:lvlOverride w:ilvl="8">
+      <w:startOverride w:val="1"/>
+    </w:lvlOverride>
   </w:num>
 </w:numbering>
 </file>
@@ -5209,6 +7109,7 @@
   <w:style w:type="character" w:default="1" w:styleId="a0">
     <w:name w:val="Default Paragraph Font"/>
     <w:uiPriority w:val="1"/>
+    <w:semiHidden/>
     <w:unhideWhenUsed/>
   </w:style>
   <w:style w:type="table" w:default="1" w:styleId="a1">
@@ -5369,6 +7270,29 @@
       <w:ind w:left="720"/>
       <w:contextualSpacing/>
     </w:pPr>
+  </w:style>
+  <w:style w:type="character" w:styleId="ac">
+    <w:name w:val="Hyperlink"/>
+    <w:basedOn w:val="a0"/>
+    <w:uiPriority w:val="99"/>
+    <w:unhideWhenUsed/>
+    <w:rsid w:val="0015564E"/>
+    <w:rPr>
+      <w:color w:val="0000FF" w:themeColor="hyperlink"/>
+      <w:u w:val="single"/>
+    </w:rPr>
+  </w:style>
+  <w:style w:type="character" w:styleId="ad">
+    <w:name w:val="Unresolved Mention"/>
+    <w:basedOn w:val="a0"/>
+    <w:uiPriority w:val="99"/>
+    <w:semiHidden/>
+    <w:unhideWhenUsed/>
+    <w:rsid w:val="0015564E"/>
+    <w:rPr>
+      <w:color w:val="605E5C"/>
+      <w:shd w:val="clear" w:color="auto" w:fill="E1DFDD"/>
+    </w:rPr>
   </w:style>
 </w:styles>
 </file>
@@ -5656,4 +7580,16 @@
   <a:objectDefaults/>
   <a:extraClrSchemeLst/>
 </a:theme>
+</file>
+
+<file path=customXml/item1.xml><?xml version="1.0" encoding="utf-8"?>
+<b:Sources xmlns:b="http://schemas.openxmlformats.org/officeDocument/2006/bibliography" xmlns="http://schemas.openxmlformats.org/officeDocument/2006/bibliography" SelectedStyle="\APASixthEditionOfficeOnline.xsl" StyleName="APA" Version="6"/>
+</file>
+
+<file path=customXml/itemProps1.xml><?xml version="1.0" encoding="utf-8"?>
+<ds:datastoreItem xmlns:ds="http://schemas.openxmlformats.org/officeDocument/2006/customXml" ds:itemID="{7B5CBA1A-2864-4767-ABD5-C503755E308F}">
+  <ds:schemaRefs>
+    <ds:schemaRef ds:uri="http://schemas.openxmlformats.org/officeDocument/2006/bibliography"/>
+  </ds:schemaRefs>
+</ds:datastoreItem>
 </file>